--- a/Док.docx
+++ b/Док.docx
@@ -28,7 +28,7 @@
             <mc:AlternateContent>
               <mc:Choice Requires="wpg">
                 <w:drawing>
-                  <wp:anchor distT="0" distB="0" distL="114300" distR="114300" simplePos="0" relativeHeight="251659264" behindDoc="1" locked="0" layoutInCell="1" allowOverlap="1" wp14:anchorId="240C2596" wp14:editId="010ABDFE">
+                  <wp:anchor distT="0" distB="0" distL="114300" distR="114300" simplePos="0" relativeHeight="251659264" behindDoc="1" locked="0" layoutInCell="1" allowOverlap="1" wp14:anchorId="761379CF" wp14:editId="6434DFA6">
                     <wp:simplePos x="0" y="0"/>
                     <wp:positionH relativeFrom="page">
                       <wp:align>center</wp:align>
@@ -882,7 +882,7 @@
               <w:u w:val="none"/>
             </w:rPr>
           </w:pPr>
-          <w:bookmarkStart w:id="0" w:name="_Toc204120762"/>
+          <w:bookmarkStart w:id="0" w:name="_Toc204137042"/>
           <w:r>
             <w:rPr>
               <w:rStyle w:val="a9"/>
@@ -934,7 +934,7 @@
             </w:rPr>
             <w:fldChar w:fldCharType="separate"/>
           </w:r>
-          <w:hyperlink w:anchor="_Toc204120762" w:history="1">
+          <w:hyperlink w:anchor="_Toc204137042" w:history="1">
             <w:r>
               <w:rPr>
                 <w:rStyle w:val="a9"/>
@@ -957,7 +957,7 @@
               <w:rPr>
                 <w:webHidden/>
               </w:rPr>
-              <w:instrText xml:space="preserve"> PAGEREF _Toc204120762 \h </w:instrText>
+              <w:instrText xml:space="preserve"> PAGEREF _Toc204137042 \h </w:instrText>
             </w:r>
             <w:r>
               <w:rPr>
@@ -997,12 +997,12 @@
               <w:lang w:eastAsia="ru-RU"/>
             </w:rPr>
           </w:pPr>
-          <w:hyperlink w:anchor="_Toc204120763" w:history="1">
+          <w:hyperlink w:anchor="_Toc204137043" w:history="1">
             <w:r>
               <w:rPr>
                 <w:rStyle w:val="a9"/>
               </w:rPr>
-              <w:t>КЛАССЫ</w:t>
+              <w:t>ИНСТРУКЦИИ</w:t>
             </w:r>
             <w:r>
               <w:rPr>
@@ -1020,7 +1020,7 @@
               <w:rPr>
                 <w:webHidden/>
               </w:rPr>
-              <w:instrText xml:space="preserve"> PAGEREF _Toc204120763 \h </w:instrText>
+              <w:instrText xml:space="preserve"> PAGEREF _Toc204137043 \h </w:instrText>
             </w:r>
             <w:r>
               <w:rPr>
@@ -1063,7 +1063,7 @@
               <w:lang w:eastAsia="ru-RU"/>
             </w:rPr>
           </w:pPr>
-          <w:hyperlink w:anchor="_Toc204120764" w:history="1">
+          <w:hyperlink w:anchor="_Toc204137044" w:history="1">
             <w:r>
               <w:rPr>
                 <w:rStyle w:val="a9"/>
@@ -1091,7 +1091,7 @@
                 <w:noProof/>
                 <w:webHidden/>
               </w:rPr>
-              <w:instrText xml:space="preserve"> PAGEREF _Toc204120764 \h </w:instrText>
+              <w:instrText xml:space="preserve"> PAGEREF _Toc204137044 \h </w:instrText>
             </w:r>
             <w:r>
               <w:rPr>
@@ -1138,7 +1138,7 @@
               <w:lang w:eastAsia="ru-RU"/>
             </w:rPr>
           </w:pPr>
-          <w:hyperlink w:anchor="_Toc204120765" w:history="1">
+          <w:hyperlink w:anchor="_Toc204137045" w:history="1">
             <w:r>
               <w:rPr>
                 <w:rStyle w:val="a9"/>
@@ -1166,7 +1166,7 @@
                 <w:noProof/>
                 <w:webHidden/>
               </w:rPr>
-              <w:instrText xml:space="preserve"> PAGEREF _Toc204120765 \h </w:instrText>
+              <w:instrText xml:space="preserve"> PAGEREF _Toc204137045 \h </w:instrText>
             </w:r>
             <w:r>
               <w:rPr>
@@ -1211,7 +1211,7 @@
               <w:lang w:eastAsia="ru-RU"/>
             </w:rPr>
           </w:pPr>
-          <w:hyperlink w:anchor="_Toc204120766" w:history="1">
+          <w:hyperlink w:anchor="_Toc204137046" w:history="1">
             <w:r>
               <w:rPr>
                 <w:rStyle w:val="a9"/>
@@ -1240,7 +1240,7 @@
                 <w:noProof/>
                 <w:webHidden/>
               </w:rPr>
-              <w:instrText xml:space="preserve"> PAGEREF _Toc204120766 \h </w:instrText>
+              <w:instrText xml:space="preserve"> PAGEREF _Toc204137046 \h </w:instrText>
             </w:r>
             <w:r>
               <w:rPr>
@@ -1285,7 +1285,7 @@
               <w:lang w:eastAsia="ru-RU"/>
             </w:rPr>
           </w:pPr>
-          <w:hyperlink w:anchor="_Toc204120767" w:history="1">
+          <w:hyperlink w:anchor="_Toc204137047" w:history="1">
             <w:r>
               <w:rPr>
                 <w:rStyle w:val="a9"/>
@@ -1314,7 +1314,7 @@
                 <w:noProof/>
                 <w:webHidden/>
               </w:rPr>
-              <w:instrText xml:space="preserve"> PAGEREF _Toc204120767 \h </w:instrText>
+              <w:instrText xml:space="preserve"> PAGEREF _Toc204137047 \h </w:instrText>
             </w:r>
             <w:r>
               <w:rPr>
@@ -1335,6 +1335,81 @@
                 <w:webHidden/>
               </w:rPr>
               <w:t>6</w:t>
+            </w:r>
+            <w:r>
+              <w:rPr>
+                <w:noProof/>
+                <w:webHidden/>
+              </w:rPr>
+              <w:fldChar w:fldCharType="end"/>
+            </w:r>
+          </w:hyperlink>
+        </w:p>
+        <w:p>
+          <w:pPr>
+            <w:pStyle w:val="21"/>
+            <w:tabs>
+              <w:tab w:val="right" w:leader="underscore" w:pos="9345"/>
+            </w:tabs>
+            <w:rPr>
+              <w:rFonts w:eastAsiaTheme="minorEastAsia" w:cstheme="minorBidi"/>
+              <w:b w:val="0"/>
+              <w:bCs w:val="0"/>
+              <w:noProof/>
+              <w:sz w:val="22"/>
+              <w:szCs w:val="22"/>
+              <w:lang w:eastAsia="ru-RU"/>
+            </w:rPr>
+          </w:pPr>
+          <w:hyperlink w:anchor="_Toc204137048" w:history="1">
+            <w:r>
+              <w:rPr>
+                <w:rStyle w:val="a9"/>
+                <w:rFonts w:ascii="Open Sans" w:hAnsi="Open Sans" w:cs="Open Sans"/>
+                <w:noProof/>
+              </w:rPr>
+              <w:t>ОБЪЕКТЫ ВЗАИМОДЕЙСТВИЯ</w:t>
+            </w:r>
+            <w:r>
+              <w:rPr>
+                <w:noProof/>
+                <w:webHidden/>
+              </w:rPr>
+              <w:tab/>
+            </w:r>
+            <w:r>
+              <w:rPr>
+                <w:noProof/>
+                <w:webHidden/>
+              </w:rPr>
+              <w:fldChar w:fldCharType="begin"/>
+            </w:r>
+            <w:r>
+              <w:rPr>
+                <w:noProof/>
+                <w:webHidden/>
+              </w:rPr>
+              <w:instrText xml:space="preserve"> PAGEREF _Toc204137048 \h </w:instrText>
+            </w:r>
+            <w:r>
+              <w:rPr>
+                <w:noProof/>
+                <w:webHidden/>
+              </w:rPr>
+            </w:r>
+            <w:r>
+              <w:rPr>
+                <w:noProof/>
+                <w:webHidden/>
+              </w:rPr>
+              <w:fldChar w:fldCharType="separate"/>
+            </w:r>
+            <w:r>
+              <w:rPr>
+                <w:noProof/>
+                <w:webHidden/>
+              </w:rPr>
+              <w:t>7</w:t>
             </w:r>
             <w:r>
               <w:rPr>
@@ -1384,6 +1459,8 @@
             <w:br w:type="page"/>
           </w:r>
         </w:p>
+        <w:bookmarkStart w:id="1" w:name="_GoBack" w:displacedByCustomXml="next"/>
+        <w:bookmarkEnd w:id="1" w:displacedByCustomXml="next"/>
       </w:sdtContent>
     </w:sdt>
     <w:p>
@@ -1396,6 +1473,7 @@
           <w:color w:val="auto"/>
         </w:rPr>
       </w:pPr>
+      <w:bookmarkStart w:id="2" w:name="_Toc204137043"/>
       <w:r>
         <w:rPr>
           <w:rFonts w:ascii="Open Sans" w:hAnsi="Open Sans" w:cs="Open Sans"/>
@@ -1405,6 +1483,7 @@
         <w:lastRenderedPageBreak/>
         <w:t>ИНСТРУКЦИИ</w:t>
       </w:r>
+      <w:bookmarkEnd w:id="2"/>
     </w:p>
     <w:p/>
     <w:p>
@@ -1418,7 +1497,7 @@
           <w:szCs w:val="28"/>
         </w:rPr>
       </w:pPr>
-      <w:bookmarkStart w:id="1" w:name="_Toc204120764"/>
+      <w:bookmarkStart w:id="3" w:name="_Toc204137044"/>
       <w:r>
         <w:rPr>
           <w:rFonts w:ascii="Open Sans" w:hAnsi="Open Sans" w:cs="Open Sans"/>
@@ -1448,7 +1527,7 @@
         </w:rPr>
         <w:t>КЛАССОВ</w:t>
       </w:r>
-      <w:bookmarkEnd w:id="1"/>
+      <w:bookmarkEnd w:id="3"/>
     </w:p>
     <w:p>
       <w:pPr>
@@ -1993,7 +2072,7 @@
           <w:szCs w:val="24"/>
         </w:rPr>
       </w:pPr>
-      <w:bookmarkStart w:id="2" w:name="_Toc204120765"/>
+      <w:bookmarkStart w:id="4" w:name="_Toc204137045"/>
       <w:r>
         <w:rPr>
           <w:rFonts w:ascii="Open Sans" w:hAnsi="Open Sans" w:cs="Open Sans"/>
@@ -2015,7 +2094,7 @@
         </w:rPr>
         <w:t>КОМПОНЕНТОВ</w:t>
       </w:r>
-      <w:bookmarkEnd w:id="2"/>
+      <w:bookmarkEnd w:id="4"/>
     </w:p>
     <w:p/>
     <w:p>
@@ -2029,7 +2108,7 @@
           <w:sz w:val="28"/>
         </w:rPr>
       </w:pPr>
-      <w:bookmarkStart w:id="3" w:name="_Toc204120766"/>
+      <w:bookmarkStart w:id="5" w:name="_Toc204137046"/>
       <w:r>
         <w:rPr>
           <w:rFonts w:ascii="Open Sans" w:hAnsi="Open Sans" w:cs="Open Sans"/>
@@ -2039,7 +2118,7 @@
         </w:rPr>
         <w:t>Способности</w:t>
       </w:r>
-      <w:bookmarkEnd w:id="3"/>
+      <w:bookmarkEnd w:id="5"/>
     </w:p>
     <w:p/>
     <w:p>
@@ -2240,7 +2319,6 @@
           <w:szCs w:val="24"/>
         </w:rPr>
       </w:pPr>
-      <w:proofErr w:type="gramStart"/>
       <w:r>
         <w:rPr>
           <w:rFonts w:ascii="Open Sans" w:hAnsi="Open Sans" w:cs="Open Sans"/>
@@ -2248,9 +2326,41 @@
           <w:sz w:val="24"/>
           <w:szCs w:val="24"/>
         </w:rPr>
-        <w:t>PressAbility(</w:t>
-      </w:r>
-      <w:proofErr w:type="gramEnd"/>
+        <w:t>PressAbility()</w:t>
+      </w:r>
+      <w:r>
+        <w:rPr>
+          <w:rFonts w:ascii="Open Sans" w:hAnsi="Open Sans" w:cs="Open Sans"/>
+          <w:sz w:val="24"/>
+          <w:szCs w:val="24"/>
+        </w:rPr>
+        <w:t xml:space="preserve"> </w:t>
+      </w:r>
+      <w:r>
+        <w:rPr>
+          <w:rFonts w:ascii="Open Sans" w:hAnsi="Open Sans" w:cs="Open Sans"/>
+          <w:sz w:val="24"/>
+          <w:szCs w:val="24"/>
+        </w:rPr>
+        <w:t>–</w:t>
+      </w:r>
+      <w:r>
+        <w:rPr>
+          <w:rFonts w:ascii="Open Sans" w:hAnsi="Open Sans" w:cs="Open Sans"/>
+          <w:sz w:val="24"/>
+          <w:szCs w:val="24"/>
+        </w:rPr>
+        <w:t xml:space="preserve"> метод, который вызывается при нажатии на кнопку способности. </w:t>
+      </w:r>
+    </w:p>
+    <w:p>
+      <w:pPr>
+        <w:rPr>
+          <w:rFonts w:ascii="Open Sans" w:hAnsi="Open Sans" w:cs="Open Sans"/>
+          <w:sz w:val="24"/>
+          <w:szCs w:val="24"/>
+        </w:rPr>
+      </w:pPr>
       <w:r>
         <w:rPr>
           <w:rFonts w:ascii="Open Sans" w:hAnsi="Open Sans" w:cs="Open Sans"/>
@@ -2258,60 +2368,7 @@
           <w:sz w:val="24"/>
           <w:szCs w:val="24"/>
         </w:rPr>
-        <w:t>)</w:t>
-      </w:r>
-      <w:r>
-        <w:rPr>
-          <w:rFonts w:ascii="Open Sans" w:hAnsi="Open Sans" w:cs="Open Sans"/>
-          <w:sz w:val="24"/>
-          <w:szCs w:val="24"/>
-        </w:rPr>
-        <w:t xml:space="preserve"> </w:t>
-      </w:r>
-      <w:r>
-        <w:rPr>
-          <w:rFonts w:ascii="Open Sans" w:hAnsi="Open Sans" w:cs="Open Sans"/>
-          <w:sz w:val="24"/>
-          <w:szCs w:val="24"/>
-        </w:rPr>
-        <w:t>–</w:t>
-      </w:r>
-      <w:r>
-        <w:rPr>
-          <w:rFonts w:ascii="Open Sans" w:hAnsi="Open Sans" w:cs="Open Sans"/>
-          <w:sz w:val="24"/>
-          <w:szCs w:val="24"/>
-        </w:rPr>
-        <w:t xml:space="preserve"> метод, который вызывается при нажатии на кнопку способности. </w:t>
-      </w:r>
-    </w:p>
-    <w:p>
-      <w:pPr>
-        <w:rPr>
-          <w:rFonts w:ascii="Open Sans" w:hAnsi="Open Sans" w:cs="Open Sans"/>
-          <w:sz w:val="24"/>
-          <w:szCs w:val="24"/>
-        </w:rPr>
-      </w:pPr>
-      <w:proofErr w:type="gramStart"/>
-      <w:r>
-        <w:rPr>
-          <w:rFonts w:ascii="Open Sans" w:hAnsi="Open Sans" w:cs="Open Sans"/>
-          <w:b/>
-          <w:sz w:val="24"/>
-          <w:szCs w:val="24"/>
-        </w:rPr>
-        <w:t>ReleaseAbility(</w:t>
-      </w:r>
-      <w:proofErr w:type="gramEnd"/>
-      <w:r>
-        <w:rPr>
-          <w:rFonts w:ascii="Open Sans" w:hAnsi="Open Sans" w:cs="Open Sans"/>
-          <w:b/>
-          <w:sz w:val="24"/>
-          <w:szCs w:val="24"/>
-        </w:rPr>
-        <w:t>)</w:t>
+        <w:t>ReleaseAbility()</w:t>
       </w:r>
       <w:r>
         <w:rPr>
@@ -2565,7 +2622,6 @@
           <w:highlight w:val="lightGray"/>
         </w:rPr>
       </w:pPr>
-      <w:proofErr w:type="gramStart"/>
       <w:r>
         <w:rPr>
           <w:rFonts w:ascii="Open Sans" w:hAnsi="Open Sans" w:cs="Open Sans"/>
@@ -2573,17 +2629,7 @@
           <w:sz w:val="20"/>
           <w:highlight w:val="lightGray"/>
         </w:rPr>
-        <w:t>UPROPERTY(</w:t>
-      </w:r>
-      <w:proofErr w:type="gramEnd"/>
-      <w:r>
-        <w:rPr>
-          <w:rFonts w:ascii="Open Sans" w:hAnsi="Open Sans" w:cs="Open Sans"/>
-          <w:i/>
-          <w:sz w:val="20"/>
-          <w:highlight w:val="lightGray"/>
-        </w:rPr>
-        <w:t>VisibleAnywhere, BlueprintReadOnly, Category = "Components")</w:t>
+        <w:t>UPROPERTY(VisibleAnywhere, BlueprintReadOnly, Category = "Components")</w:t>
       </w:r>
     </w:p>
     <w:p>
@@ -2738,14 +2784,7 @@
           <w:rFonts w:ascii="Open Sans" w:hAnsi="Open Sans" w:cs="Open Sans"/>
           <w:sz w:val="24"/>
         </w:rPr>
-        <w:t xml:space="preserve">обавить </w:t>
-      </w:r>
-      <w:r>
-        <w:rPr>
-          <w:rFonts w:ascii="Open Sans" w:hAnsi="Open Sans" w:cs="Open Sans"/>
-          <w:sz w:val="24"/>
-        </w:rPr>
-        <w:t>#include "</w:t>
+        <w:t>обавить #include "</w:t>
       </w:r>
       <w:r>
         <w:rPr>
@@ -2961,27 +3000,7 @@
           <w:sz w:val="20"/>
           <w:highlight w:val="lightGray"/>
         </w:rPr>
-        <w:t xml:space="preserve">case </w:t>
-      </w:r>
-      <w:proofErr w:type="gramStart"/>
-      <w:r>
-        <w:rPr>
-          <w:rFonts w:ascii="Open Sans" w:hAnsi="Open Sans" w:cs="Open Sans"/>
-          <w:i/>
-          <w:sz w:val="20"/>
-          <w:highlight w:val="lightGray"/>
-        </w:rPr>
-        <w:t>EAbilities::</w:t>
-      </w:r>
-      <w:proofErr w:type="gramEnd"/>
-      <w:r>
-        <w:rPr>
-          <w:rFonts w:ascii="Open Sans" w:hAnsi="Open Sans" w:cs="Open Sans"/>
-          <w:i/>
-          <w:sz w:val="20"/>
-          <w:highlight w:val="lightGray"/>
-        </w:rPr>
-        <w:t>BoneProjectile:</w:t>
+        <w:t>case EAbilities::BoneProjectile:</w:t>
       </w:r>
     </w:p>
     <w:p>
@@ -3190,14 +3209,7 @@
           <w:rFonts w:ascii="Open Sans" w:hAnsi="Open Sans" w:cs="Open Sans"/>
           <w:sz w:val="24"/>
         </w:rPr>
-        <w:t>2</w:t>
-      </w:r>
-      <w:r>
-        <w:rPr>
-          <w:rFonts w:ascii="Open Sans" w:hAnsi="Open Sans" w:cs="Open Sans"/>
-          <w:sz w:val="24"/>
-        </w:rPr>
-        <w:t xml:space="preserve"> – по умолчанию, клавиша </w:t>
+        <w:t xml:space="preserve">2 – по умолчанию, клавиша </w:t>
       </w:r>
       <w:r>
         <w:rPr>
@@ -3235,14 +3247,7 @@
           <w:rFonts w:ascii="Open Sans" w:hAnsi="Open Sans" w:cs="Open Sans"/>
           <w:sz w:val="24"/>
         </w:rPr>
-        <w:t>3</w:t>
-      </w:r>
-      <w:r>
-        <w:rPr>
-          <w:rFonts w:ascii="Open Sans" w:hAnsi="Open Sans" w:cs="Open Sans"/>
-          <w:sz w:val="24"/>
-        </w:rPr>
-        <w:t xml:space="preserve"> – по умолчанию, клавиша </w:t>
+        <w:t xml:space="preserve">3 – по умолчанию, клавиша </w:t>
       </w:r>
       <w:r>
         <w:rPr>
@@ -3361,7 +3366,7 @@
           <w:sz w:val="28"/>
         </w:rPr>
       </w:pPr>
-      <w:bookmarkStart w:id="4" w:name="_Toc204120767"/>
+      <w:bookmarkStart w:id="6" w:name="_Toc204137047"/>
       <w:r>
         <w:rPr>
           <w:rFonts w:ascii="Open Sans" w:hAnsi="Open Sans" w:cs="Open Sans"/>
@@ -3381,7 +3386,7 @@
         </w:rPr>
         <w:t xml:space="preserve"> персонажа</w:t>
       </w:r>
-      <w:bookmarkEnd w:id="4"/>
+      <w:bookmarkEnd w:id="6"/>
     </w:p>
     <w:p/>
     <w:p>
@@ -3412,23 +3417,7 @@
           <w:sz w:val="24"/>
           <w:szCs w:val="24"/>
         </w:rPr>
-        <w:t>U</w:t>
-      </w:r>
-      <w:r>
-        <w:rPr>
-          <w:rFonts w:ascii="Open Sans" w:hAnsi="Open Sans" w:cs="Open Sans"/>
-          <w:sz w:val="24"/>
-          <w:szCs w:val="24"/>
-        </w:rPr>
-        <w:t>b</w:t>
-      </w:r>
-      <w:r>
-        <w:rPr>
-          <w:rFonts w:ascii="Open Sans" w:hAnsi="Open Sans" w:cs="Open Sans"/>
-          <w:sz w:val="24"/>
-          <w:szCs w:val="24"/>
-        </w:rPr>
-        <w:t>aseMainCharacterComponent</w:t>
+        <w:t>UbaseMainCharacterComponent</w:t>
       </w:r>
       <w:r>
         <w:rPr>
@@ -3464,25 +3453,7 @@
           <w:szCs w:val="24"/>
           <w:lang w:val="en-US"/>
         </w:rPr>
-        <w:t>U</w:t>
-      </w:r>
-      <w:r>
-        <w:rPr>
-          <w:rFonts w:ascii="Open Sans" w:hAnsi="Open Sans" w:cs="Open Sans"/>
-          <w:sz w:val="24"/>
-          <w:szCs w:val="24"/>
-          <w:lang w:val="en-US"/>
-        </w:rPr>
-        <w:t>b</w:t>
-      </w:r>
-      <w:r>
-        <w:rPr>
-          <w:rFonts w:ascii="Open Sans" w:hAnsi="Open Sans" w:cs="Open Sans"/>
-          <w:sz w:val="24"/>
-          <w:szCs w:val="24"/>
-          <w:lang w:val="en-US"/>
-        </w:rPr>
-        <w:t>aseAbilityComponent</w:t>
+        <w:t>UbaseAbilityComponent</w:t>
       </w:r>
       <w:r>
         <w:rPr>
@@ -3508,7 +3479,6 @@
         </w:rPr>
         <w:t xml:space="preserve"> не имеет методов </w:t>
       </w:r>
-      <w:proofErr w:type="gramStart"/>
       <w:r>
         <w:rPr>
           <w:rFonts w:ascii="Open Sans" w:hAnsi="Open Sans" w:cs="Open Sans"/>
@@ -3525,17 +3495,7 @@
           <w:sz w:val="24"/>
           <w:szCs w:val="24"/>
         </w:rPr>
-        <w:t>(</w:t>
-      </w:r>
-      <w:proofErr w:type="gramEnd"/>
-      <w:r>
-        <w:rPr>
-          <w:rFonts w:ascii="Open Sans" w:hAnsi="Open Sans" w:cs="Open Sans"/>
-          <w:b/>
-          <w:sz w:val="24"/>
-          <w:szCs w:val="24"/>
-        </w:rPr>
-        <w:t xml:space="preserve">) </w:t>
+        <w:t xml:space="preserve">() </w:t>
       </w:r>
       <w:r>
         <w:rPr>
@@ -3748,14 +3708,7 @@
           <w:rFonts w:ascii="Open Sans" w:hAnsi="Open Sans" w:cs="Open Sans"/>
           <w:sz w:val="24"/>
         </w:rPr>
-        <w:t>В</w:t>
-      </w:r>
-      <w:r>
-        <w:rPr>
-          <w:rFonts w:ascii="Open Sans" w:hAnsi="Open Sans" w:cs="Open Sans"/>
-          <w:sz w:val="24"/>
-        </w:rPr>
-        <w:t xml:space="preserve"> </w:t>
+        <w:t xml:space="preserve">В </w:t>
       </w:r>
       <w:r>
         <w:rPr>
@@ -3790,14 +3743,7 @@
           <w:rFonts w:ascii="Open Sans" w:hAnsi="Open Sans" w:cs="Open Sans"/>
           <w:sz w:val="24"/>
         </w:rPr>
-        <w:t>п</w:t>
-      </w:r>
-      <w:r>
-        <w:rPr>
-          <w:rFonts w:ascii="Open Sans" w:hAnsi="Open Sans" w:cs="Open Sans"/>
-          <w:sz w:val="24"/>
-        </w:rPr>
-        <w:t xml:space="preserve">рописать подключение как </w:t>
+        <w:t xml:space="preserve">прописать подключение как </w:t>
       </w:r>
       <w:r>
         <w:rPr>
@@ -3832,14 +3778,7 @@
           <w:rFonts w:ascii="Open Sans" w:hAnsi="Open Sans" w:cs="Open Sans"/>
           <w:sz w:val="24"/>
         </w:rPr>
-        <w:t>А также добав</w:t>
-      </w:r>
-      <w:r>
-        <w:rPr>
-          <w:rFonts w:ascii="Open Sans" w:hAnsi="Open Sans" w:cs="Open Sans"/>
-          <w:sz w:val="24"/>
-        </w:rPr>
-        <w:t xml:space="preserve">ить переменную класса нового компонента в раздел </w:t>
+        <w:t xml:space="preserve">А также добавить переменную класса нового компонента в раздел </w:t>
       </w:r>
       <w:r>
         <w:rPr>
@@ -3995,6 +3934,7 @@
           <w:szCs w:val="24"/>
         </w:rPr>
       </w:pPr>
+      <w:bookmarkStart w:id="7" w:name="_Toc204137048"/>
       <w:r>
         <w:rPr>
           <w:rFonts w:ascii="Open Sans" w:hAnsi="Open Sans" w:cs="Open Sans"/>
@@ -4006,6 +3946,7 @@
         <w:lastRenderedPageBreak/>
         <w:t>ОБЪЕКТЫ ВЗАИМОДЕЙСТВИЯ</w:t>
       </w:r>
+      <w:bookmarkEnd w:id="7"/>
     </w:p>
     <w:p>
       <w:pPr>
@@ -4111,10 +4052,12 @@
           <w:szCs w:val="24"/>
           <w:u w:val="single"/>
         </w:rPr>
-        <w:t>virtual void OnInteract_</w:t>
-      </w:r>
-      <w:proofErr w:type="gramStart"/>
-      <w:r>
+        <w:t>virtual void OnInteract_Implementation(AActor* Caller) override;</w:t>
+      </w:r>
+    </w:p>
+    <w:p>
+      <w:pPr>
+        <w:jc w:val="left"/>
         <w:rPr>
           <w:rFonts w:ascii="Open Sans" w:hAnsi="Open Sans" w:cs="Open Sans"/>
           <w:i/>
@@ -4122,37 +4065,13 @@
           <w:szCs w:val="24"/>
           <w:u w:val="single"/>
         </w:rPr>
-        <w:t>Implementation(</w:t>
-      </w:r>
-      <w:proofErr w:type="gramEnd"/>
-      <w:r>
-        <w:rPr>
-          <w:rFonts w:ascii="Open Sans" w:hAnsi="Open Sans" w:cs="Open Sans"/>
-          <w:i/>
-          <w:sz w:val="24"/>
-          <w:szCs w:val="24"/>
-          <w:u w:val="single"/>
-        </w:rPr>
-        <w:t>AActor* Caller) override;</w:t>
-      </w:r>
+      </w:pPr>
     </w:p>
     <w:p>
       <w:pPr>
         <w:jc w:val="left"/>
         <w:rPr>
           <w:rFonts w:ascii="Open Sans" w:hAnsi="Open Sans" w:cs="Open Sans"/>
-          <w:i/>
-          <w:sz w:val="24"/>
-          <w:szCs w:val="24"/>
-          <w:u w:val="single"/>
-        </w:rPr>
-      </w:pPr>
-    </w:p>
-    <w:p>
-      <w:pPr>
-        <w:jc w:val="left"/>
-        <w:rPr>
-          <w:rFonts w:ascii="Open Sans" w:hAnsi="Open Sans" w:cs="Open Sans"/>
           <w:sz w:val="24"/>
           <w:szCs w:val="24"/>
         </w:rPr>
@@ -4181,15 +4100,7 @@
           <w:sz w:val="24"/>
           <w:szCs w:val="24"/>
         </w:rPr>
-        <w:t>– виджет, что появляется при наведении камеры игрока на этот объект</w:t>
-      </w:r>
-      <w:r>
-        <w:rPr>
-          <w:rFonts w:ascii="Open Sans" w:hAnsi="Open Sans" w:cs="Open Sans"/>
-          <w:sz w:val="24"/>
-          <w:szCs w:val="24"/>
-        </w:rPr>
-        <w:t>. Для этого виджета нужно указать компонент привязки и относительное положение.</w:t>
+        <w:t>– виджет, что появляется при наведении камеры игрока на этот объект. Для этого виджета нужно указать компонент привязки и относительное положение.</w:t>
       </w:r>
     </w:p>
     <w:p>
@@ -4670,7 +4581,7 @@
             <w:sz w:val="24"/>
             <w:szCs w:val="24"/>
           </w:rPr>
-          <w:t>7</w:t>
+          <w:t>2</w:t>
         </w:r>
         <w:r>
           <w:rPr>
@@ -4772,8 +4683,6 @@
       </w:rPr>
       <w:t>23</w:t>
     </w:r>
-    <w:bookmarkStart w:id="5" w:name="_GoBack"/>
-    <w:bookmarkEnd w:id="5"/>
     <w:r>
       <w:rPr>
         <w:rFonts w:ascii="Open Sans" w:hAnsi="Open Sans" w:cs="Open Sans"/>
@@ -6102,538 +6011,6 @@
 </w:styles>
 </file>
 
-<file path=word/glossary/document.xml><?xml version="1.0" encoding="utf-8"?>
-<w:glossaryDocument xmlns:wpc="http://schemas.microsoft.com/office/word/2010/wordprocessingCanvas" xmlns:cx="http://schemas.microsoft.com/office/drawing/2014/chartex" xmlns:mc="http://schemas.openxmlformats.org/markup-compatibility/2006" xmlns:o="urn:schemas-microsoft-com:office:office" xmlns:r="http://schemas.openxmlformats.org/officeDocument/2006/relationships" xmlns:m="http://schemas.openxmlformats.org/officeDocument/2006/math" xmlns:v="urn:schemas-microsoft-com:vml" xmlns:wp14="http://schemas.microsoft.com/office/word/2010/wordprocessingDrawing" xmlns:wp="http://schemas.openxmlformats.org/drawingml/2006/wordprocessingDrawing" xmlns:w10="urn:schemas-microsoft-com:office:word" xmlns:w="http://schemas.openxmlformats.org/wordprocessingml/2006/main" xmlns:w14="http://schemas.microsoft.com/office/word/2010/wordml" xmlns:w15="http://schemas.microsoft.com/office/word/2012/wordml" xmlns:w16se="http://schemas.microsoft.com/office/word/2015/wordml/symex" xmlns:wpg="http://schemas.microsoft.com/office/word/2010/wordprocessingGroup" xmlns:wpi="http://schemas.microsoft.com/office/word/2010/wordprocessingInk" xmlns:wne="http://schemas.microsoft.com/office/word/2006/wordml" xmlns:wps="http://schemas.microsoft.com/office/word/2010/wordprocessingShape" mc:Ignorable="w14 w15 w16se wp14"/>
-</file>
-
-<file path=word/glossary/fontTable.xml><?xml version="1.0" encoding="utf-8"?>
-<w:fonts xmlns:mc="http://schemas.openxmlformats.org/markup-compatibility/2006" xmlns:r="http://schemas.openxmlformats.org/officeDocument/2006/relationships" xmlns:w="http://schemas.openxmlformats.org/wordprocessingml/2006/main" xmlns:w14="http://schemas.microsoft.com/office/word/2010/wordml" xmlns:w15="http://schemas.microsoft.com/office/word/2012/wordml" xmlns:w16se="http://schemas.microsoft.com/office/word/2015/wordml/symex" mc:Ignorable="w14 w15 w16se">
-  <w:font w:name="Times New Roman">
-    <w:panose1 w:val="02020603050405020304"/>
-    <w:charset w:val="00"/>
-    <w:family w:val="roman"/>
-    <w:pitch w:val="variable"/>
-    <w:sig w:usb0="E0002AFF" w:usb1="C0007843" w:usb2="00000009" w:usb3="00000000" w:csb0="000001FF" w:csb1="00000000"/>
-  </w:font>
-  <w:font w:name="Calibri">
-    <w:panose1 w:val="020F0502020204030204"/>
-    <w:charset w:val="00"/>
-    <w:family w:val="swiss"/>
-    <w:pitch w:val="variable"/>
-    <w:sig w:usb0="E00002FF" w:usb1="4000ACFF" w:usb2="00000001" w:usb3="00000000" w:csb0="0000019F" w:csb1="00000000"/>
-  </w:font>
-  <w:font w:name="Calibri Light">
-    <w:panose1 w:val="020F0302020204030204"/>
-    <w:charset w:val="00"/>
-    <w:family w:val="swiss"/>
-    <w:pitch w:val="variable"/>
-    <w:sig w:usb0="A00002EF" w:usb1="4000207B" w:usb2="00000000" w:usb3="00000000" w:csb0="0000009F" w:csb1="00000000"/>
-  </w:font>
-  <w:font w:name="Malgun Gothic">
-    <w:altName w:val="맑은 고딕"/>
-    <w:panose1 w:val="020B0503020000020004"/>
-    <w:charset w:val="81"/>
-    <w:family w:val="swiss"/>
-    <w:pitch w:val="variable"/>
-    <w:sig w:usb0="9000002F" w:usb1="29D77CFB" w:usb2="00000012" w:usb3="00000000" w:csb0="00080001" w:csb1="00000000"/>
-  </w:font>
-  <w:font w:name="Open Sans">
-    <w:panose1 w:val="00000000000000000000"/>
-    <w:charset w:val="CC"/>
-    <w:family w:val="auto"/>
-    <w:pitch w:val="variable"/>
-    <w:sig w:usb0="E00002FF" w:usb1="4000201B" w:usb2="00000028" w:usb3="00000000" w:csb0="0000019F" w:csb1="00000000"/>
-  </w:font>
-  <w:font w:name="Segoe UI">
-    <w:panose1 w:val="020B0502040204020203"/>
-    <w:charset w:val="CC"/>
-    <w:family w:val="swiss"/>
-    <w:pitch w:val="variable"/>
-    <w:sig w:usb0="E4002EFF" w:usb1="C000E47F" w:usb2="00000009" w:usb3="00000000" w:csb0="000001FF" w:csb1="00000000"/>
-  </w:font>
-</w:fonts>
-</file>
-
-<file path=word/glossary/settings.xml><?xml version="1.0" encoding="utf-8"?>
-<w:settings xmlns:mc="http://schemas.openxmlformats.org/markup-compatibility/2006" xmlns:o="urn:schemas-microsoft-com:office:office" xmlns:r="http://schemas.openxmlformats.org/officeDocument/2006/relationships" xmlns:m="http://schemas.openxmlformats.org/officeDocument/2006/math" xmlns:v="urn:schemas-microsoft-com:vml" xmlns:w10="urn:schemas-microsoft-com:office:word" xmlns:w="http://schemas.openxmlformats.org/wordprocessingml/2006/main" xmlns:w14="http://schemas.microsoft.com/office/word/2010/wordml" xmlns:w15="http://schemas.microsoft.com/office/word/2012/wordml" xmlns:w16se="http://schemas.microsoft.com/office/word/2015/wordml/symex" xmlns:sl="http://schemas.openxmlformats.org/schemaLibrary/2006/main" mc:Ignorable="w14 w15 w16se">
-  <w:view w:val="normal"/>
-  <w:defaultTabStop w:val="708"/>
-  <w:characterSpacingControl w:val="doNotCompress"/>
-  <w:compat>
-    <w:useFELayout/>
-    <w:compatSetting w:name="compatibilityMode" w:uri="http://schemas.microsoft.com/office/word" w:val="15"/>
-    <w:compatSetting w:name="overrideTableStyleFontSizeAndJustification" w:uri="http://schemas.microsoft.com/office/word" w:val="1"/>
-    <w:compatSetting w:name="enableOpenTypeFeatures" w:uri="http://schemas.microsoft.com/office/word" w:val="1"/>
-    <w:compatSetting w:name="doNotFlipMirrorIndents" w:uri="http://schemas.microsoft.com/office/word" w:val="1"/>
-    <w:compatSetting w:name="differentiateMultirowTableHeaders" w:uri="http://schemas.microsoft.com/office/word" w:val="1"/>
-  </w:compat>
-  <w:rsids>
-    <w:rsidRoot w:val="00F31C78"/>
-    <w:rsid w:val="004945D8"/>
-    <w:rsid w:val="00E61D99"/>
-    <w:rsid w:val="00F31C78"/>
-    <w:rsid w:val="00FE66DA"/>
-  </w:rsids>
-  <m:mathPr>
-    <m:mathFont m:val="Cambria Math"/>
-    <m:brkBin m:val="before"/>
-    <m:brkBinSub m:val="--"/>
-    <m:smallFrac m:val="0"/>
-    <m:dispDef/>
-    <m:lMargin m:val="0"/>
-    <m:rMargin m:val="0"/>
-    <m:defJc m:val="centerGroup"/>
-    <m:wrapIndent m:val="1440"/>
-    <m:intLim m:val="subSup"/>
-    <m:naryLim m:val="undOvr"/>
-  </m:mathPr>
-  <w:themeFontLang w:val="ru-RU"/>
-  <w:clrSchemeMapping w:bg1="light1" w:t1="dark1" w:bg2="light2" w:t2="dark2" w:accent1="accent1" w:accent2="accent2" w:accent3="accent3" w:accent4="accent4" w:accent5="accent5" w:accent6="accent6" w:hyperlink="hyperlink" w:followedHyperlink="followedHyperlink"/>
-  <w:decimalSymbol w:val=","/>
-  <w:listSeparator w:val=";"/>
-  <w15:chartTrackingRefBased/>
-</w:settings>
-</file>
-
-<file path=word/glossary/styles.xml><?xml version="1.0" encoding="utf-8"?>
-<w:styles xmlns:mc="http://schemas.openxmlformats.org/markup-compatibility/2006" xmlns:r="http://schemas.openxmlformats.org/officeDocument/2006/relationships" xmlns:w="http://schemas.openxmlformats.org/wordprocessingml/2006/main" xmlns:w14="http://schemas.microsoft.com/office/word/2010/wordml" xmlns:w15="http://schemas.microsoft.com/office/word/2012/wordml" xmlns:w16se="http://schemas.microsoft.com/office/word/2015/wordml/symex" mc:Ignorable="w14 w15 w16se">
-  <w:docDefaults>
-    <w:rPrDefault>
-      <w:rPr>
-        <w:rFonts w:asciiTheme="minorHAnsi" w:eastAsiaTheme="minorEastAsia" w:hAnsiTheme="minorHAnsi" w:cstheme="minorBidi"/>
-        <w:sz w:val="22"/>
-        <w:szCs w:val="22"/>
-        <w:lang w:val="ru-RU" w:eastAsia="ru-RU" w:bidi="ar-SA"/>
-      </w:rPr>
-    </w:rPrDefault>
-    <w:pPrDefault>
-      <w:pPr>
-        <w:spacing w:after="160" w:line="259" w:lineRule="auto"/>
-      </w:pPr>
-    </w:pPrDefault>
-  </w:docDefaults>
-  <w:latentStyles w:defLockedState="0" w:defUIPriority="99" w:defSemiHidden="0" w:defUnhideWhenUsed="0" w:defQFormat="0" w:count="371">
-    <w:lsdException w:name="Normal" w:uiPriority="0" w:qFormat="1"/>
-    <w:lsdException w:name="heading 1" w:uiPriority="9" w:qFormat="1"/>
-    <w:lsdException w:name="heading 2" w:semiHidden="1" w:uiPriority="9" w:unhideWhenUsed="1" w:qFormat="1"/>
-    <w:lsdException w:name="heading 3" w:semiHidden="1" w:uiPriority="9" w:unhideWhenUsed="1" w:qFormat="1"/>
-    <w:lsdException w:name="heading 4" w:semiHidden="1" w:uiPriority="9" w:unhideWhenUsed="1" w:qFormat="1"/>
-    <w:lsdException w:name="heading 5" w:semiHidden="1" w:uiPriority="9" w:unhideWhenUsed="1" w:qFormat="1"/>
-    <w:lsdException w:name="heading 6" w:semiHidden="1" w:uiPriority="9" w:unhideWhenUsed="1" w:qFormat="1"/>
-    <w:lsdException w:name="heading 7" w:semiHidden="1" w:uiPriority="9" w:unhideWhenUsed="1" w:qFormat="1"/>
-    <w:lsdException w:name="heading 8" w:semiHidden="1" w:uiPriority="9" w:unhideWhenUsed="1" w:qFormat="1"/>
-    <w:lsdException w:name="heading 9" w:semiHidden="1" w:uiPriority="9" w:unhideWhenUsed="1" w:qFormat="1"/>
-    <w:lsdException w:name="index 1" w:semiHidden="1" w:unhideWhenUsed="1"/>
-    <w:lsdException w:name="index 2" w:semiHidden="1" w:unhideWhenUsed="1"/>
-    <w:lsdException w:name="index 3" w:semiHidden="1" w:unhideWhenUsed="1"/>
-    <w:lsdException w:name="index 4" w:semiHidden="1" w:unhideWhenUsed="1"/>
-    <w:lsdException w:name="index 5" w:semiHidden="1" w:unhideWhenUsed="1"/>
-    <w:lsdException w:name="index 6" w:semiHidden="1" w:unhideWhenUsed="1"/>
-    <w:lsdException w:name="index 7" w:semiHidden="1" w:unhideWhenUsed="1"/>
-    <w:lsdException w:name="index 8" w:semiHidden="1" w:unhideWhenUsed="1"/>
-    <w:lsdException w:name="index 9" w:semiHidden="1" w:unhideWhenUsed="1"/>
-    <w:lsdException w:name="toc 1" w:semiHidden="1" w:uiPriority="39" w:unhideWhenUsed="1"/>
-    <w:lsdException w:name="toc 2" w:semiHidden="1" w:uiPriority="39" w:unhideWhenUsed="1"/>
-    <w:lsdException w:name="toc 3" w:semiHidden="1" w:uiPriority="39" w:unhideWhenUsed="1"/>
-    <w:lsdException w:name="toc 4" w:semiHidden="1" w:uiPriority="39" w:unhideWhenUsed="1"/>
-    <w:lsdException w:name="toc 5" w:semiHidden="1" w:uiPriority="39" w:unhideWhenUsed="1"/>
-    <w:lsdException w:name="toc 6" w:semiHidden="1" w:uiPriority="39" w:unhideWhenUsed="1"/>
-    <w:lsdException w:name="toc 7" w:semiHidden="1" w:uiPriority="39" w:unhideWhenUsed="1"/>
-    <w:lsdException w:name="toc 8" w:semiHidden="1" w:uiPriority="39" w:unhideWhenUsed="1"/>
-    <w:lsdException w:name="toc 9" w:semiHidden="1" w:uiPriority="39" w:unhideWhenUsed="1"/>
-    <w:lsdException w:name="Normal Indent" w:semiHidden="1" w:unhideWhenUsed="1"/>
-    <w:lsdException w:name="footnote text" w:semiHidden="1" w:unhideWhenUsed="1"/>
-    <w:lsdException w:name="annotation text" w:semiHidden="1" w:unhideWhenUsed="1"/>
-    <w:lsdException w:name="header" w:semiHidden="1" w:unhideWhenUsed="1"/>
-    <w:lsdException w:name="footer" w:semiHidden="1" w:unhideWhenUsed="1"/>
-    <w:lsdException w:name="index heading" w:semiHidden="1" w:unhideWhenUsed="1"/>
-    <w:lsdException w:name="caption" w:semiHidden="1" w:uiPriority="35" w:unhideWhenUsed="1" w:qFormat="1"/>
-    <w:lsdException w:name="table of figures" w:semiHidden="1" w:unhideWhenUsed="1"/>
-    <w:lsdException w:name="envelope address" w:semiHidden="1" w:unhideWhenUsed="1"/>
-    <w:lsdException w:name="envelope return" w:semiHidden="1" w:unhideWhenUsed="1"/>
-    <w:lsdException w:name="footnote reference" w:semiHidden="1" w:unhideWhenUsed="1"/>
-    <w:lsdException w:name="annotation reference" w:semiHidden="1" w:unhideWhenUsed="1"/>
-    <w:lsdException w:name="line number" w:semiHidden="1" w:unhideWhenUsed="1"/>
-    <w:lsdException w:name="page number" w:semiHidden="1" w:unhideWhenUsed="1"/>
-    <w:lsdException w:name="endnote reference" w:semiHidden="1" w:unhideWhenUsed="1"/>
-    <w:lsdException w:name="endnote text" w:semiHidden="1" w:unhideWhenUsed="1"/>
-    <w:lsdException w:name="table of authorities" w:semiHidden="1" w:unhideWhenUsed="1"/>
-    <w:lsdException w:name="macro" w:semiHidden="1" w:unhideWhenUsed="1"/>
-    <w:lsdException w:name="toa heading" w:semiHidden="1" w:unhideWhenUsed="1"/>
-    <w:lsdException w:name="List" w:semiHidden="1" w:unhideWhenUsed="1"/>
-    <w:lsdException w:name="List Bullet" w:semiHidden="1" w:unhideWhenUsed="1"/>
-    <w:lsdException w:name="List Number" w:semiHidden="1" w:unhideWhenUsed="1"/>
-    <w:lsdException w:name="List 2" w:semiHidden="1" w:unhideWhenUsed="1"/>
-    <w:lsdException w:name="List 3" w:semiHidden="1" w:unhideWhenUsed="1"/>
-    <w:lsdException w:name="List 4" w:semiHidden="1" w:unhideWhenUsed="1"/>
-    <w:lsdException w:name="List 5" w:semiHidden="1" w:unhideWhenUsed="1"/>
-    <w:lsdException w:name="List Bullet 2" w:semiHidden="1" w:unhideWhenUsed="1"/>
-    <w:lsdException w:name="List Bullet 3" w:semiHidden="1" w:unhideWhenUsed="1"/>
-    <w:lsdException w:name="List Bullet 4" w:semiHidden="1" w:unhideWhenUsed="1"/>
-    <w:lsdException w:name="List Bullet 5" w:semiHidden="1" w:unhideWhenUsed="1"/>
-    <w:lsdException w:name="List Number 2" w:semiHidden="1" w:unhideWhenUsed="1"/>
-    <w:lsdException w:name="List Number 3" w:semiHidden="1" w:unhideWhenUsed="1"/>
-    <w:lsdException w:name="List Number 4" w:semiHidden="1" w:unhideWhenUsed="1"/>
-    <w:lsdException w:name="List Number 5" w:semiHidden="1" w:unhideWhenUsed="1"/>
-    <w:lsdException w:name="Title" w:uiPriority="10" w:qFormat="1"/>
-    <w:lsdException w:name="Closing" w:semiHidden="1" w:unhideWhenUsed="1"/>
-    <w:lsdException w:name="Signature" w:semiHidden="1" w:unhideWhenUsed="1"/>
-    <w:lsdException w:name="Default Paragraph Font" w:semiHidden="1" w:uiPriority="1" w:unhideWhenUsed="1"/>
-    <w:lsdException w:name="Body Text" w:semiHidden="1" w:unhideWhenUsed="1"/>
-    <w:lsdException w:name="Body Text Indent" w:semiHidden="1" w:unhideWhenUsed="1"/>
-    <w:lsdException w:name="List Continue" w:semiHidden="1" w:unhideWhenUsed="1"/>
-    <w:lsdException w:name="List Continue 2" w:semiHidden="1" w:unhideWhenUsed="1"/>
-    <w:lsdException w:name="List Continue 3" w:semiHidden="1" w:unhideWhenUsed="1"/>
-    <w:lsdException w:name="List Continue 4" w:semiHidden="1" w:unhideWhenUsed="1"/>
-    <w:lsdException w:name="List Continue 5" w:semiHidden="1" w:unhideWhenUsed="1"/>
-    <w:lsdException w:name="Message Header" w:semiHidden="1" w:unhideWhenUsed="1"/>
-    <w:lsdException w:name="Subtitle" w:uiPriority="11" w:qFormat="1"/>
-    <w:lsdException w:name="Salutation" w:semiHidden="1" w:unhideWhenUsed="1"/>
-    <w:lsdException w:name="Date" w:semiHidden="1" w:unhideWhenUsed="1"/>
-    <w:lsdException w:name="Body Text First Indent" w:semiHidden="1" w:unhideWhenUsed="1"/>
-    <w:lsdException w:name="Body Text First Indent 2" w:semiHidden="1" w:unhideWhenUsed="1"/>
-    <w:lsdException w:name="Note Heading" w:semiHidden="1" w:unhideWhenUsed="1"/>
-    <w:lsdException w:name="Body Text 2" w:semiHidden="1" w:unhideWhenUsed="1"/>
-    <w:lsdException w:name="Body Text 3" w:semiHidden="1" w:unhideWhenUsed="1"/>
-    <w:lsdException w:name="Body Text Indent 2" w:semiHidden="1" w:unhideWhenUsed="1"/>
-    <w:lsdException w:name="Body Text Indent 3" w:semiHidden="1" w:unhideWhenUsed="1"/>
-    <w:lsdException w:name="Block Text" w:semiHidden="1" w:unhideWhenUsed="1"/>
-    <w:lsdException w:name="Hyperlink" w:semiHidden="1" w:unhideWhenUsed="1"/>
-    <w:lsdException w:name="FollowedHyperlink" w:semiHidden="1" w:unhideWhenUsed="1"/>
-    <w:lsdException w:name="Strong" w:uiPriority="22" w:qFormat="1"/>
-    <w:lsdException w:name="Emphasis" w:uiPriority="20" w:qFormat="1"/>
-    <w:lsdException w:name="Document Map" w:semiHidden="1" w:unhideWhenUsed="1"/>
-    <w:lsdException w:name="Plain Text" w:semiHidden="1" w:unhideWhenUsed="1"/>
-    <w:lsdException w:name="E-mail Signature" w:semiHidden="1" w:unhideWhenUsed="1"/>
-    <w:lsdException w:name="HTML Top of Form" w:semiHidden="1" w:unhideWhenUsed="1"/>
-    <w:lsdException w:name="HTML Bottom of Form" w:semiHidden="1" w:unhideWhenUsed="1"/>
-    <w:lsdException w:name="Normal (Web)" w:semiHidden="1" w:unhideWhenUsed="1"/>
-    <w:lsdException w:name="HTML Acronym" w:semiHidden="1" w:unhideWhenUsed="1"/>
-    <w:lsdException w:name="HTML Address" w:semiHidden="1" w:unhideWhenUsed="1"/>
-    <w:lsdException w:name="HTML Cite" w:semiHidden="1" w:unhideWhenUsed="1"/>
-    <w:lsdException w:name="HTML Code" w:semiHidden="1" w:unhideWhenUsed="1"/>
-    <w:lsdException w:name="HTML Definition" w:semiHidden="1" w:unhideWhenUsed="1"/>
-    <w:lsdException w:name="HTML Keyboard" w:semiHidden="1" w:unhideWhenUsed="1"/>
-    <w:lsdException w:name="HTML Preformatted" w:semiHidden="1" w:unhideWhenUsed="1"/>
-    <w:lsdException w:name="HTML Sample" w:semiHidden="1" w:unhideWhenUsed="1"/>
-    <w:lsdException w:name="HTML Typewriter" w:semiHidden="1" w:unhideWhenUsed="1"/>
-    <w:lsdException w:name="HTML Variable" w:semiHidden="1" w:unhideWhenUsed="1"/>
-    <w:lsdException w:name="Normal Table" w:semiHidden="1" w:unhideWhenUsed="1"/>
-    <w:lsdException w:name="annotation subject" w:semiHidden="1" w:unhideWhenUsed="1"/>
-    <w:lsdException w:name="No List" w:semiHidden="1" w:unhideWhenUsed="1"/>
-    <w:lsdException w:name="Outline List 1" w:semiHidden="1" w:unhideWhenUsed="1"/>
-    <w:lsdException w:name="Outline List 2" w:semiHidden="1" w:unhideWhenUsed="1"/>
-    <w:lsdException w:name="Outline List 3" w:semiHidden="1" w:unhideWhenUsed="1"/>
-    <w:lsdException w:name="Table Simple 1" w:semiHidden="1" w:unhideWhenUsed="1"/>
-    <w:lsdException w:name="Table Simple 2" w:semiHidden="1" w:unhideWhenUsed="1"/>
-    <w:lsdException w:name="Table Simple 3" w:semiHidden="1" w:unhideWhenUsed="1"/>
-    <w:lsdException w:name="Table Classic 1" w:semiHidden="1" w:unhideWhenUsed="1"/>
-    <w:lsdException w:name="Table Classic 2" w:semiHidden="1" w:unhideWhenUsed="1"/>
-    <w:lsdException w:name="Table Classic 3" w:semiHidden="1" w:unhideWhenUsed="1"/>
-    <w:lsdException w:name="Table Classic 4" w:semiHidden="1" w:unhideWhenUsed="1"/>
-    <w:lsdException w:name="Table Colorful 1" w:semiHidden="1" w:unhideWhenUsed="1"/>
-    <w:lsdException w:name="Table Colorful 2" w:semiHidden="1" w:unhideWhenUsed="1"/>
-    <w:lsdException w:name="Table Colorful 3" w:semiHidden="1" w:unhideWhenUsed="1"/>
-    <w:lsdException w:name="Table Columns 1" w:semiHidden="1" w:unhideWhenUsed="1"/>
-    <w:lsdException w:name="Table Columns 2" w:semiHidden="1" w:unhideWhenUsed="1"/>
-    <w:lsdException w:name="Table Columns 3" w:semiHidden="1" w:unhideWhenUsed="1"/>
-    <w:lsdException w:name="Table Columns 4" w:semiHidden="1" w:unhideWhenUsed="1"/>
-    <w:lsdException w:name="Table Columns 5" w:semiHidden="1" w:unhideWhenUsed="1"/>
-    <w:lsdException w:name="Table Grid 1" w:semiHidden="1" w:unhideWhenUsed="1"/>
-    <w:lsdException w:name="Table Grid 2" w:semiHidden="1" w:unhideWhenUsed="1"/>
-    <w:lsdException w:name="Table Grid 3" w:semiHidden="1" w:unhideWhenUsed="1"/>
-    <w:lsdException w:name="Table Grid 4" w:semiHidden="1" w:unhideWhenUsed="1"/>
-    <w:lsdException w:name="Table Grid 5" w:semiHidden="1" w:unhideWhenUsed="1"/>
-    <w:lsdException w:name="Table Grid 6" w:semiHidden="1" w:unhideWhenUsed="1"/>
-    <w:lsdException w:name="Table Grid 7" w:semiHidden="1" w:unhideWhenUsed="1"/>
-    <w:lsdException w:name="Table Grid 8" w:semiHidden="1" w:unhideWhenUsed="1"/>
-    <w:lsdException w:name="Table List 1" w:semiHidden="1" w:unhideWhenUsed="1"/>
-    <w:lsdException w:name="Table List 2" w:semiHidden="1" w:unhideWhenUsed="1"/>
-    <w:lsdException w:name="Table List 3" w:semiHidden="1" w:unhideWhenUsed="1"/>
-    <w:lsdException w:name="Table List 4" w:semiHidden="1" w:unhideWhenUsed="1"/>
-    <w:lsdException w:name="Table List 5" w:semiHidden="1" w:unhideWhenUsed="1"/>
-    <w:lsdException w:name="Table List 6" w:semiHidden="1" w:unhideWhenUsed="1"/>
-    <w:lsdException w:name="Table List 7" w:semiHidden="1" w:unhideWhenUsed="1"/>
-    <w:lsdException w:name="Table List 8" w:semiHidden="1" w:unhideWhenUsed="1"/>
-    <w:lsdException w:name="Table 3D effects 1" w:semiHidden="1" w:unhideWhenUsed="1"/>
-    <w:lsdException w:name="Table 3D effects 2" w:semiHidden="1" w:unhideWhenUsed="1"/>
-    <w:lsdException w:name="Table 3D effects 3" w:semiHidden="1" w:unhideWhenUsed="1"/>
-    <w:lsdException w:name="Table Contemporary" w:semiHidden="1" w:unhideWhenUsed="1"/>
-    <w:lsdException w:name="Table Elegant" w:semiHidden="1" w:unhideWhenUsed="1"/>
-    <w:lsdException w:name="Table Professional" w:semiHidden="1" w:unhideWhenUsed="1"/>
-    <w:lsdException w:name="Table Subtle 1" w:semiHidden="1" w:unhideWhenUsed="1"/>
-    <w:lsdException w:name="Table Subtle 2" w:semiHidden="1" w:unhideWhenUsed="1"/>
-    <w:lsdException w:name="Table Web 1" w:semiHidden="1" w:unhideWhenUsed="1"/>
-    <w:lsdException w:name="Table Web 2" w:semiHidden="1" w:unhideWhenUsed="1"/>
-    <w:lsdException w:name="Table Web 3" w:semiHidden="1" w:unhideWhenUsed="1"/>
-    <w:lsdException w:name="Balloon Text" w:semiHidden="1" w:unhideWhenUsed="1"/>
-    <w:lsdException w:name="Table Grid" w:uiPriority="39"/>
-    <w:lsdException w:name="Table Theme" w:semiHidden="1" w:unhideWhenUsed="1"/>
-    <w:lsdException w:name="Placeholder Text" w:semiHidden="1"/>
-    <w:lsdException w:name="No Spacing" w:uiPriority="1" w:qFormat="1"/>
-    <w:lsdException w:name="Light Shading" w:uiPriority="60"/>
-    <w:lsdException w:name="Light List" w:uiPriority="61"/>
-    <w:lsdException w:name="Light Grid" w:uiPriority="62"/>
-    <w:lsdException w:name="Medium Shading 1" w:uiPriority="63"/>
-    <w:lsdException w:name="Medium Shading 2" w:uiPriority="64"/>
-    <w:lsdException w:name="Medium List 1" w:uiPriority="65"/>
-    <w:lsdException w:name="Medium List 2" w:uiPriority="66"/>
-    <w:lsdException w:name="Medium Grid 1" w:uiPriority="67"/>
-    <w:lsdException w:name="Medium Grid 2" w:uiPriority="68"/>
-    <w:lsdException w:name="Medium Grid 3" w:uiPriority="69"/>
-    <w:lsdException w:name="Dark List" w:uiPriority="70"/>
-    <w:lsdException w:name="Colorful Shading" w:uiPriority="71"/>
-    <w:lsdException w:name="Colorful List" w:uiPriority="72"/>
-    <w:lsdException w:name="Colorful Grid" w:uiPriority="73"/>
-    <w:lsdException w:name="Light Shading Accent 1" w:uiPriority="60"/>
-    <w:lsdException w:name="Light List Accent 1" w:uiPriority="61"/>
-    <w:lsdException w:name="Light Grid Accent 1" w:uiPriority="62"/>
-    <w:lsdException w:name="Medium Shading 1 Accent 1" w:uiPriority="63"/>
-    <w:lsdException w:name="Medium Shading 2 Accent 1" w:uiPriority="64"/>
-    <w:lsdException w:name="Medium List 1 Accent 1" w:uiPriority="65"/>
-    <w:lsdException w:name="Revision" w:semiHidden="1"/>
-    <w:lsdException w:name="List Paragraph" w:uiPriority="34" w:qFormat="1"/>
-    <w:lsdException w:name="Quote" w:uiPriority="29" w:qFormat="1"/>
-    <w:lsdException w:name="Intense Quote" w:uiPriority="30" w:qFormat="1"/>
-    <w:lsdException w:name="Medium List 2 Accent 1" w:uiPriority="66"/>
-    <w:lsdException w:name="Medium Grid 1 Accent 1" w:uiPriority="67"/>
-    <w:lsdException w:name="Medium Grid 2 Accent 1" w:uiPriority="68"/>
-    <w:lsdException w:name="Medium Grid 3 Accent 1" w:uiPriority="69"/>
-    <w:lsdException w:name="Dark List Accent 1" w:uiPriority="70"/>
-    <w:lsdException w:name="Colorful Shading Accent 1" w:uiPriority="71"/>
-    <w:lsdException w:name="Colorful List Accent 1" w:uiPriority="72"/>
-    <w:lsdException w:name="Colorful Grid Accent 1" w:uiPriority="73"/>
-    <w:lsdException w:name="Light Shading Accent 2" w:uiPriority="60"/>
-    <w:lsdException w:name="Light List Accent 2" w:uiPriority="61"/>
-    <w:lsdException w:name="Light Grid Accent 2" w:uiPriority="62"/>
-    <w:lsdException w:name="Medium Shading 1 Accent 2" w:uiPriority="63"/>
-    <w:lsdException w:name="Medium Shading 2 Accent 2" w:uiPriority="64"/>
-    <w:lsdException w:name="Medium List 1 Accent 2" w:uiPriority="65"/>
-    <w:lsdException w:name="Medium List 2 Accent 2" w:uiPriority="66"/>
-    <w:lsdException w:name="Medium Grid 1 Accent 2" w:uiPriority="67"/>
-    <w:lsdException w:name="Medium Grid 2 Accent 2" w:uiPriority="68"/>
-    <w:lsdException w:name="Medium Grid 3 Accent 2" w:uiPriority="69"/>
-    <w:lsdException w:name="Dark List Accent 2" w:uiPriority="70"/>
-    <w:lsdException w:name="Colorful Shading Accent 2" w:uiPriority="71"/>
-    <w:lsdException w:name="Colorful List Accent 2" w:uiPriority="72"/>
-    <w:lsdException w:name="Colorful Grid Accent 2" w:uiPriority="73"/>
-    <w:lsdException w:name="Light Shading Accent 3" w:uiPriority="60"/>
-    <w:lsdException w:name="Light List Accent 3" w:uiPriority="61"/>
-    <w:lsdException w:name="Light Grid Accent 3" w:uiPriority="62"/>
-    <w:lsdException w:name="Medium Shading 1 Accent 3" w:uiPriority="63"/>
-    <w:lsdException w:name="Medium Shading 2 Accent 3" w:uiPriority="64"/>
-    <w:lsdException w:name="Medium List 1 Accent 3" w:uiPriority="65"/>
-    <w:lsdException w:name="Medium List 2 Accent 3" w:uiPriority="66"/>
-    <w:lsdException w:name="Medium Grid 1 Accent 3" w:uiPriority="67"/>
-    <w:lsdException w:name="Medium Grid 2 Accent 3" w:uiPriority="68"/>
-    <w:lsdException w:name="Medium Grid 3 Accent 3" w:uiPriority="69"/>
-    <w:lsdException w:name="Dark List Accent 3" w:uiPriority="70"/>
-    <w:lsdException w:name="Colorful Shading Accent 3" w:uiPriority="71"/>
-    <w:lsdException w:name="Colorful List Accent 3" w:uiPriority="72"/>
-    <w:lsdException w:name="Colorful Grid Accent 3" w:uiPriority="73"/>
-    <w:lsdException w:name="Light Shading Accent 4" w:uiPriority="60"/>
-    <w:lsdException w:name="Light List Accent 4" w:uiPriority="61"/>
-    <w:lsdException w:name="Light Grid Accent 4" w:uiPriority="62"/>
-    <w:lsdException w:name="Medium Shading 1 Accent 4" w:uiPriority="63"/>
-    <w:lsdException w:name="Medium Shading 2 Accent 4" w:uiPriority="64"/>
-    <w:lsdException w:name="Medium List 1 Accent 4" w:uiPriority="65"/>
-    <w:lsdException w:name="Medium List 2 Accent 4" w:uiPriority="66"/>
-    <w:lsdException w:name="Medium Grid 1 Accent 4" w:uiPriority="67"/>
-    <w:lsdException w:name="Medium Grid 2 Accent 4" w:uiPriority="68"/>
-    <w:lsdException w:name="Medium Grid 3 Accent 4" w:uiPriority="69"/>
-    <w:lsdException w:name="Dark List Accent 4" w:uiPriority="70"/>
-    <w:lsdException w:name="Colorful Shading Accent 4" w:uiPriority="71"/>
-    <w:lsdException w:name="Colorful List Accent 4" w:uiPriority="72"/>
-    <w:lsdException w:name="Colorful Grid Accent 4" w:uiPriority="73"/>
-    <w:lsdException w:name="Light Shading Accent 5" w:uiPriority="60"/>
-    <w:lsdException w:name="Light List Accent 5" w:uiPriority="61"/>
-    <w:lsdException w:name="Light Grid Accent 5" w:uiPriority="62"/>
-    <w:lsdException w:name="Medium Shading 1 Accent 5" w:uiPriority="63"/>
-    <w:lsdException w:name="Medium Shading 2 Accent 5" w:uiPriority="64"/>
-    <w:lsdException w:name="Medium List 1 Accent 5" w:uiPriority="65"/>
-    <w:lsdException w:name="Medium List 2 Accent 5" w:uiPriority="66"/>
-    <w:lsdException w:name="Medium Grid 1 Accent 5" w:uiPriority="67"/>
-    <w:lsdException w:name="Medium Grid 2 Accent 5" w:uiPriority="68"/>
-    <w:lsdException w:name="Medium Grid 3 Accent 5" w:uiPriority="69"/>
-    <w:lsdException w:name="Dark List Accent 5" w:uiPriority="70"/>
-    <w:lsdException w:name="Colorful Shading Accent 5" w:uiPriority="71"/>
-    <w:lsdException w:name="Colorful List Accent 5" w:uiPriority="72"/>
-    <w:lsdException w:name="Colorful Grid Accent 5" w:uiPriority="73"/>
-    <w:lsdException w:name="Light Shading Accent 6" w:uiPriority="60"/>
-    <w:lsdException w:name="Light List Accent 6" w:uiPriority="61"/>
-    <w:lsdException w:name="Light Grid Accent 6" w:uiPriority="62"/>
-    <w:lsdException w:name="Medium Shading 1 Accent 6" w:uiPriority="63"/>
-    <w:lsdException w:name="Medium Shading 2 Accent 6" w:uiPriority="64"/>
-    <w:lsdException w:name="Medium List 1 Accent 6" w:uiPriority="65"/>
-    <w:lsdException w:name="Medium List 2 Accent 6" w:uiPriority="66"/>
-    <w:lsdException w:name="Medium Grid 1 Accent 6" w:uiPriority="67"/>
-    <w:lsdException w:name="Medium Grid 2 Accent 6" w:uiPriority="68"/>
-    <w:lsdException w:name="Medium Grid 3 Accent 6" w:uiPriority="69"/>
-    <w:lsdException w:name="Dark List Accent 6" w:uiPriority="70"/>
-    <w:lsdException w:name="Colorful Shading Accent 6" w:uiPriority="71"/>
-    <w:lsdException w:name="Colorful List Accent 6" w:uiPriority="72"/>
-    <w:lsdException w:name="Colorful Grid Accent 6" w:uiPriority="73"/>
-    <w:lsdException w:name="Subtle Emphasis" w:uiPriority="19" w:qFormat="1"/>
-    <w:lsdException w:name="Intense Emphasis" w:uiPriority="21" w:qFormat="1"/>
-    <w:lsdException w:name="Subtle Reference" w:uiPriority="31" w:qFormat="1"/>
-    <w:lsdException w:name="Intense Reference" w:uiPriority="32" w:qFormat="1"/>
-    <w:lsdException w:name="Book Title" w:uiPriority="33" w:qFormat="1"/>
-    <w:lsdException w:name="Bibliography" w:semiHidden="1" w:uiPriority="37" w:unhideWhenUsed="1"/>
-    <w:lsdException w:name="TOC Heading" w:semiHidden="1" w:uiPriority="39" w:unhideWhenUsed="1" w:qFormat="1"/>
-    <w:lsdException w:name="Plain Table 1" w:uiPriority="41"/>
-    <w:lsdException w:name="Plain Table 2" w:uiPriority="42"/>
-    <w:lsdException w:name="Plain Table 3" w:uiPriority="43"/>
-    <w:lsdException w:name="Plain Table 4" w:uiPriority="44"/>
-    <w:lsdException w:name="Plain Table 5" w:uiPriority="45"/>
-    <w:lsdException w:name="Grid Table Light" w:uiPriority="40"/>
-    <w:lsdException w:name="Grid Table 1 Light" w:uiPriority="46"/>
-    <w:lsdException w:name="Grid Table 2" w:uiPriority="47"/>
-    <w:lsdException w:name="Grid Table 3" w:uiPriority="48"/>
-    <w:lsdException w:name="Grid Table 4" w:uiPriority="49"/>
-    <w:lsdException w:name="Grid Table 5 Dark" w:uiPriority="50"/>
-    <w:lsdException w:name="Grid Table 6 Colorful" w:uiPriority="51"/>
-    <w:lsdException w:name="Grid Table 7 Colorful" w:uiPriority="52"/>
-    <w:lsdException w:name="Grid Table 1 Light Accent 1" w:uiPriority="46"/>
-    <w:lsdException w:name="Grid Table 2 Accent 1" w:uiPriority="47"/>
-    <w:lsdException w:name="Grid Table 3 Accent 1" w:uiPriority="48"/>
-    <w:lsdException w:name="Grid Table 4 Accent 1" w:uiPriority="49"/>
-    <w:lsdException w:name="Grid Table 5 Dark Accent 1" w:uiPriority="50"/>
-    <w:lsdException w:name="Grid Table 6 Colorful Accent 1" w:uiPriority="51"/>
-    <w:lsdException w:name="Grid Table 7 Colorful Accent 1" w:uiPriority="52"/>
-    <w:lsdException w:name="Grid Table 1 Light Accent 2" w:uiPriority="46"/>
-    <w:lsdException w:name="Grid Table 2 Accent 2" w:uiPriority="47"/>
-    <w:lsdException w:name="Grid Table 3 Accent 2" w:uiPriority="48"/>
-    <w:lsdException w:name="Grid Table 4 Accent 2" w:uiPriority="49"/>
-    <w:lsdException w:name="Grid Table 5 Dark Accent 2" w:uiPriority="50"/>
-    <w:lsdException w:name="Grid Table 6 Colorful Accent 2" w:uiPriority="51"/>
-    <w:lsdException w:name="Grid Table 7 Colorful Accent 2" w:uiPriority="52"/>
-    <w:lsdException w:name="Grid Table 1 Light Accent 3" w:uiPriority="46"/>
-    <w:lsdException w:name="Grid Table 2 Accent 3" w:uiPriority="47"/>
-    <w:lsdException w:name="Grid Table 3 Accent 3" w:uiPriority="48"/>
-    <w:lsdException w:name="Grid Table 4 Accent 3" w:uiPriority="49"/>
-    <w:lsdException w:name="Grid Table 5 Dark Accent 3" w:uiPriority="50"/>
-    <w:lsdException w:name="Grid Table 6 Colorful Accent 3" w:uiPriority="51"/>
-    <w:lsdException w:name="Grid Table 7 Colorful Accent 3" w:uiPriority="52"/>
-    <w:lsdException w:name="Grid Table 1 Light Accent 4" w:uiPriority="46"/>
-    <w:lsdException w:name="Grid Table 2 Accent 4" w:uiPriority="47"/>
-    <w:lsdException w:name="Grid Table 3 Accent 4" w:uiPriority="48"/>
-    <w:lsdException w:name="Grid Table 4 Accent 4" w:uiPriority="49"/>
-    <w:lsdException w:name="Grid Table 5 Dark Accent 4" w:uiPriority="50"/>
-    <w:lsdException w:name="Grid Table 6 Colorful Accent 4" w:uiPriority="51"/>
-    <w:lsdException w:name="Grid Table 7 Colorful Accent 4" w:uiPriority="52"/>
-    <w:lsdException w:name="Grid Table 1 Light Accent 5" w:uiPriority="46"/>
-    <w:lsdException w:name="Grid Table 2 Accent 5" w:uiPriority="47"/>
-    <w:lsdException w:name="Grid Table 3 Accent 5" w:uiPriority="48"/>
-    <w:lsdException w:name="Grid Table 4 Accent 5" w:uiPriority="49"/>
-    <w:lsdException w:name="Grid Table 5 Dark Accent 5" w:uiPriority="50"/>
-    <w:lsdException w:name="Grid Table 6 Colorful Accent 5" w:uiPriority="51"/>
-    <w:lsdException w:name="Grid Table 7 Colorful Accent 5" w:uiPriority="52"/>
-    <w:lsdException w:name="Grid Table 1 Light Accent 6" w:uiPriority="46"/>
-    <w:lsdException w:name="Grid Table 2 Accent 6" w:uiPriority="47"/>
-    <w:lsdException w:name="Grid Table 3 Accent 6" w:uiPriority="48"/>
-    <w:lsdException w:name="Grid Table 4 Accent 6" w:uiPriority="49"/>
-    <w:lsdException w:name="Grid Table 5 Dark Accent 6" w:uiPriority="50"/>
-    <w:lsdException w:name="Grid Table 6 Colorful Accent 6" w:uiPriority="51"/>
-    <w:lsdException w:name="Grid Table 7 Colorful Accent 6" w:uiPriority="52"/>
-    <w:lsdException w:name="List Table 1 Light" w:uiPriority="46"/>
-    <w:lsdException w:name="List Table 2" w:uiPriority="47"/>
-    <w:lsdException w:name="List Table 3" w:uiPriority="48"/>
-    <w:lsdException w:name="List Table 4" w:uiPriority="49"/>
-    <w:lsdException w:name="List Table 5 Dark" w:uiPriority="50"/>
-    <w:lsdException w:name="List Table 6 Colorful" w:uiPriority="51"/>
-    <w:lsdException w:name="List Table 7 Colorful" w:uiPriority="52"/>
-    <w:lsdException w:name="List Table 1 Light Accent 1" w:uiPriority="46"/>
-    <w:lsdException w:name="List Table 2 Accent 1" w:uiPriority="47"/>
-    <w:lsdException w:name="List Table 3 Accent 1" w:uiPriority="48"/>
-    <w:lsdException w:name="List Table 4 Accent 1" w:uiPriority="49"/>
-    <w:lsdException w:name="List Table 5 Dark Accent 1" w:uiPriority="50"/>
-    <w:lsdException w:name="List Table 6 Colorful Accent 1" w:uiPriority="51"/>
-    <w:lsdException w:name="List Table 7 Colorful Accent 1" w:uiPriority="52"/>
-    <w:lsdException w:name="List Table 1 Light Accent 2" w:uiPriority="46"/>
-    <w:lsdException w:name="List Table 2 Accent 2" w:uiPriority="47"/>
-    <w:lsdException w:name="List Table 3 Accent 2" w:uiPriority="48"/>
-    <w:lsdException w:name="List Table 4 Accent 2" w:uiPriority="49"/>
-    <w:lsdException w:name="List Table 5 Dark Accent 2" w:uiPriority="50"/>
-    <w:lsdException w:name="List Table 6 Colorful Accent 2" w:uiPriority="51"/>
-    <w:lsdException w:name="List Table 7 Colorful Accent 2" w:uiPriority="52"/>
-    <w:lsdException w:name="List Table 1 Light Accent 3" w:uiPriority="46"/>
-    <w:lsdException w:name="List Table 2 Accent 3" w:uiPriority="47"/>
-    <w:lsdException w:name="List Table 3 Accent 3" w:uiPriority="48"/>
-    <w:lsdException w:name="List Table 4 Accent 3" w:uiPriority="49"/>
-    <w:lsdException w:name="List Table 5 Dark Accent 3" w:uiPriority="50"/>
-    <w:lsdException w:name="List Table 6 Colorful Accent 3" w:uiPriority="51"/>
-    <w:lsdException w:name="List Table 7 Colorful Accent 3" w:uiPriority="52"/>
-    <w:lsdException w:name="List Table 1 Light Accent 4" w:uiPriority="46"/>
-    <w:lsdException w:name="List Table 2 Accent 4" w:uiPriority="47"/>
-    <w:lsdException w:name="List Table 3 Accent 4" w:uiPriority="48"/>
-    <w:lsdException w:name="List Table 4 Accent 4" w:uiPriority="49"/>
-    <w:lsdException w:name="List Table 5 Dark Accent 4" w:uiPriority="50"/>
-    <w:lsdException w:name="List Table 6 Colorful Accent 4" w:uiPriority="51"/>
-    <w:lsdException w:name="List Table 7 Colorful Accent 4" w:uiPriority="52"/>
-    <w:lsdException w:name="List Table 1 Light Accent 5" w:uiPriority="46"/>
-    <w:lsdException w:name="List Table 2 Accent 5" w:uiPriority="47"/>
-    <w:lsdException w:name="List Table 3 Accent 5" w:uiPriority="48"/>
-    <w:lsdException w:name="List Table 4 Accent 5" w:uiPriority="49"/>
-    <w:lsdException w:name="List Table 5 Dark Accent 5" w:uiPriority="50"/>
-    <w:lsdException w:name="List Table 6 Colorful Accent 5" w:uiPriority="51"/>
-    <w:lsdException w:name="List Table 7 Colorful Accent 5" w:uiPriority="52"/>
-    <w:lsdException w:name="List Table 1 Light Accent 6" w:uiPriority="46"/>
-    <w:lsdException w:name="List Table 2 Accent 6" w:uiPriority="47"/>
-    <w:lsdException w:name="List Table 3 Accent 6" w:uiPriority="48"/>
-    <w:lsdException w:name="List Table 4 Accent 6" w:uiPriority="49"/>
-    <w:lsdException w:name="List Table 5 Dark Accent 6" w:uiPriority="50"/>
-    <w:lsdException w:name="List Table 6 Colorful Accent 6" w:uiPriority="51"/>
-    <w:lsdException w:name="List Table 7 Colorful Accent 6" w:uiPriority="52"/>
-  </w:latentStyles>
-  <w:style w:type="paragraph" w:default="1" w:styleId="a">
-    <w:name w:val="Normal"/>
-    <w:qFormat/>
-  </w:style>
-  <w:style w:type="character" w:default="1" w:styleId="a0">
-    <w:name w:val="Default Paragraph Font"/>
-    <w:uiPriority w:val="1"/>
-    <w:semiHidden/>
-    <w:unhideWhenUsed/>
-  </w:style>
-  <w:style w:type="table" w:default="1" w:styleId="a1">
-    <w:name w:val="Normal Table"/>
-    <w:uiPriority w:val="99"/>
-    <w:semiHidden/>
-    <w:unhideWhenUsed/>
-    <w:tblPr>
-      <w:tblInd w:w="0" w:type="dxa"/>
-      <w:tblCellMar>
-        <w:top w:w="0" w:type="dxa"/>
-        <w:left w:w="108" w:type="dxa"/>
-        <w:bottom w:w="0" w:type="dxa"/>
-        <w:right w:w="108" w:type="dxa"/>
-      </w:tblCellMar>
-    </w:tblPr>
-  </w:style>
-  <w:style w:type="numbering" w:default="1" w:styleId="a2">
-    <w:name w:val="No List"/>
-    <w:uiPriority w:val="99"/>
-    <w:semiHidden/>
-    <w:unhideWhenUsed/>
-  </w:style>
-  <w:style w:type="paragraph" w:customStyle="1" w:styleId="61FA0EB435DA43C3A0E2355B4CC75335">
-    <w:name w:val="61FA0EB435DA43C3A0E2355B4CC75335"/>
-    <w:rsid w:val="00F31C78"/>
-  </w:style>
-  <w:style w:type="paragraph" w:customStyle="1" w:styleId="0D671743036D44B9A73DB54930186DC3">
-    <w:name w:val="0D671743036D44B9A73DB54930186DC3"/>
-    <w:rsid w:val="00E61D99"/>
-  </w:style>
-</w:styles>
-</file>
-
-<file path=word/glossary/webSettings.xml><?xml version="1.0" encoding="utf-8"?>
-<w:webSettings xmlns:mc="http://schemas.openxmlformats.org/markup-compatibility/2006" xmlns:r="http://schemas.openxmlformats.org/officeDocument/2006/relationships" xmlns:w="http://schemas.openxmlformats.org/wordprocessingml/2006/main" xmlns:w14="http://schemas.microsoft.com/office/word/2010/wordml" xmlns:w15="http://schemas.microsoft.com/office/word/2012/wordml" xmlns:w16se="http://schemas.microsoft.com/office/word/2015/wordml/symex" mc:Ignorable="w14 w15 w16se">
-  <w:optimizeForBrowser/>
-  <w:allowPNG/>
-</w:webSettings>
-</file>
-
 <file path=word/theme/theme1.xml><?xml version="1.0" encoding="utf-8"?>
 <a:theme xmlns:a="http://schemas.openxmlformats.org/drawingml/2006/main" name="Тема Office">
   <a:themeElements>
@@ -6900,7 +6277,7 @@
 </file>
 
 <file path=customXml/itemProps1.xml><?xml version="1.0" encoding="utf-8"?>
-<ds:datastoreItem xmlns:ds="http://schemas.openxmlformats.org/officeDocument/2006/customXml" ds:itemID="{589E6BEC-ABB2-46DC-8F04-B28E30965829}">
+<ds:datastoreItem xmlns:ds="http://schemas.openxmlformats.org/officeDocument/2006/customXml" ds:itemID="{835F7175-E2FF-4059-A5F1-B10C405F2715}">
   <ds:schemaRefs>
     <ds:schemaRef ds:uri="http://schemas.openxmlformats.org/officeDocument/2006/bibliography"/>
   </ds:schemaRefs>

--- a/Док.docx
+++ b/Док.docx
@@ -720,7 +720,7 @@
               </mc:Choice>
               <mc:Fallback>
                 <w:pict>
-                  <v:group w14:anchorId="240C2596" id="Группа 48" o:spid="_x0000_s1026" style="position:absolute;left:0;text-align:left;margin-left:0;margin-top:0;width:540pt;height:10in;z-index:-251657216;mso-width-percent:882;mso-height-percent:909;mso-position-horizontal:center;mso-position-horizontal-relative:page;mso-position-vertical:center;mso-position-vertical-relative:page;mso-width-percent:882;mso-height-percent:909" coordsize="68580,91440" o:gfxdata="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">
+                  <v:group w14:anchorId="761379CF" id="Группа 48" o:spid="_x0000_s1026" style="position:absolute;left:0;text-align:left;margin-left:0;margin-top:0;width:540pt;height:10in;z-index:-251657216;mso-width-percent:882;mso-height-percent:909;mso-position-horizontal:center;mso-position-horizontal-relative:page;mso-position-vertical:center;mso-position-vertical-relative:page;mso-width-percent:882;mso-height-percent:909" coordsize="68580,91440" o:gfxdata="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">
                     <v:group id="Группа 49" o:spid="_x0000_s1027" style="position:absolute;width:68580;height:91440" coordsize="68580,91440" o:gfxdata="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">
                       <v:rect id="Прямоугольник 54" o:spid="_x0000_s1028" style="position:absolute;width:68580;height:91440;visibility:visible;mso-wrap-style:square;v-text-anchor:top" o:gfxdata="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" fillcolor="#485870 [3122]" stroked="f" strokeweight="1pt">
                         <v:fill color2="#3d4b5f [2882]" angle="348" colors="0 #88acbb;6554f #88acbb" focus="100%" type="gradient"/>
@@ -1459,8 +1459,6 @@
             <w:br w:type="page"/>
           </w:r>
         </w:p>
-        <w:bookmarkStart w:id="1" w:name="_GoBack" w:displacedByCustomXml="next"/>
-        <w:bookmarkEnd w:id="1" w:displacedByCustomXml="next"/>
       </w:sdtContent>
     </w:sdt>
     <w:p>
@@ -1473,7 +1471,7 @@
           <w:color w:val="auto"/>
         </w:rPr>
       </w:pPr>
-      <w:bookmarkStart w:id="2" w:name="_Toc204137043"/>
+      <w:bookmarkStart w:id="1" w:name="_Toc204137043"/>
       <w:r>
         <w:rPr>
           <w:rFonts w:ascii="Open Sans" w:hAnsi="Open Sans" w:cs="Open Sans"/>
@@ -1483,7 +1481,7 @@
         <w:lastRenderedPageBreak/>
         <w:t>ИНСТРУКЦИИ</w:t>
       </w:r>
-      <w:bookmarkEnd w:id="2"/>
+      <w:bookmarkEnd w:id="1"/>
     </w:p>
     <w:p/>
     <w:p>
@@ -1497,7 +1495,7 @@
           <w:szCs w:val="28"/>
         </w:rPr>
       </w:pPr>
-      <w:bookmarkStart w:id="3" w:name="_Toc204137044"/>
+      <w:bookmarkStart w:id="2" w:name="_Toc204137044"/>
       <w:r>
         <w:rPr>
           <w:rFonts w:ascii="Open Sans" w:hAnsi="Open Sans" w:cs="Open Sans"/>
@@ -1527,7 +1525,7 @@
         </w:rPr>
         <w:t>КЛАССОВ</w:t>
       </w:r>
-      <w:bookmarkEnd w:id="3"/>
+      <w:bookmarkEnd w:id="2"/>
     </w:p>
     <w:p>
       <w:pPr>
@@ -1842,6 +1840,47 @@
       <w:pPr>
         <w:pStyle w:val="aa"/>
         <w:numPr>
+          <w:ilvl w:val="1"/>
+          <w:numId w:val="1"/>
+        </w:numPr>
+        <w:rPr>
+          <w:rFonts w:ascii="Open Sans" w:hAnsi="Open Sans" w:cs="Open Sans"/>
+          <w:sz w:val="24"/>
+          <w:szCs w:val="24"/>
+          <w:lang w:val="en-US"/>
+        </w:rPr>
+      </w:pPr>
+      <w:r>
+        <w:rPr>
+          <w:rFonts w:ascii="Open Sans" w:hAnsi="Open Sans" w:cs="Open Sans"/>
+          <w:sz w:val="24"/>
+          <w:szCs w:val="24"/>
+          <w:lang w:val="en-US"/>
+        </w:rPr>
+        <w:t>UhealthComponent</w:t>
+      </w:r>
+      <w:r>
+        <w:rPr>
+          <w:rFonts w:ascii="Open Sans" w:hAnsi="Open Sans" w:cs="Open Sans"/>
+          <w:sz w:val="24"/>
+          <w:szCs w:val="24"/>
+          <w:lang w:val="en-US"/>
+        </w:rPr>
+        <w:t xml:space="preserve"> – </w:t>
+      </w:r>
+      <w:r>
+        <w:rPr>
+          <w:rFonts w:ascii="Open Sans" w:hAnsi="Open Sans" w:cs="Open Sans"/>
+          <w:sz w:val="24"/>
+          <w:szCs w:val="24"/>
+        </w:rPr>
+        <w:t>Компонент здоровья</w:t>
+      </w:r>
+    </w:p>
+    <w:p>
+      <w:pPr>
+        <w:pStyle w:val="aa"/>
+        <w:numPr>
           <w:ilvl w:val="0"/>
           <w:numId w:val="1"/>
         </w:numPr>
@@ -2072,7 +2111,7 @@
           <w:szCs w:val="24"/>
         </w:rPr>
       </w:pPr>
-      <w:bookmarkStart w:id="4" w:name="_Toc204137045"/>
+      <w:bookmarkStart w:id="3" w:name="_Toc204137045"/>
       <w:r>
         <w:rPr>
           <w:rFonts w:ascii="Open Sans" w:hAnsi="Open Sans" w:cs="Open Sans"/>
@@ -2094,7 +2133,17 @@
         </w:rPr>
         <w:t>КОМПОНЕНТОВ</w:t>
       </w:r>
-      <w:bookmarkEnd w:id="4"/>
+      <w:bookmarkEnd w:id="3"/>
+      <w:r>
+        <w:rPr>
+          <w:rFonts w:ascii="Open Sans" w:hAnsi="Open Sans" w:cs="Open Sans"/>
+          <w:b/>
+          <w:color w:val="auto"/>
+          <w:sz w:val="28"/>
+          <w:szCs w:val="24"/>
+        </w:rPr>
+        <w:t xml:space="preserve"> ПЕРСОНАЖА</w:t>
+      </w:r>
     </w:p>
     <w:p/>
     <w:p>
@@ -2108,7 +2157,7 @@
           <w:sz w:val="28"/>
         </w:rPr>
       </w:pPr>
-      <w:bookmarkStart w:id="5" w:name="_Toc204137046"/>
+      <w:bookmarkStart w:id="4" w:name="_Toc204137046"/>
       <w:r>
         <w:rPr>
           <w:rFonts w:ascii="Open Sans" w:hAnsi="Open Sans" w:cs="Open Sans"/>
@@ -2118,7 +2167,7 @@
         </w:rPr>
         <w:t>Способности</w:t>
       </w:r>
-      <w:bookmarkEnd w:id="5"/>
+      <w:bookmarkEnd w:id="4"/>
     </w:p>
     <w:p/>
     <w:p>
@@ -2319,14 +2368,25 @@
           <w:szCs w:val="24"/>
         </w:rPr>
       </w:pPr>
-      <w:r>
-        <w:rPr>
-          <w:rFonts w:ascii="Open Sans" w:hAnsi="Open Sans" w:cs="Open Sans"/>
-          <w:b/>
-          <w:sz w:val="24"/>
-          <w:szCs w:val="24"/>
-        </w:rPr>
-        <w:t>PressAbility()</w:t>
+      <w:proofErr w:type="gramStart"/>
+      <w:r>
+        <w:rPr>
+          <w:rFonts w:ascii="Open Sans" w:hAnsi="Open Sans" w:cs="Open Sans"/>
+          <w:b/>
+          <w:sz w:val="24"/>
+          <w:szCs w:val="24"/>
+        </w:rPr>
+        <w:t>PressAbility(</w:t>
+      </w:r>
+      <w:proofErr w:type="gramEnd"/>
+      <w:r>
+        <w:rPr>
+          <w:rFonts w:ascii="Open Sans" w:hAnsi="Open Sans" w:cs="Open Sans"/>
+          <w:b/>
+          <w:sz w:val="24"/>
+          <w:szCs w:val="24"/>
+        </w:rPr>
+        <w:t>)</w:t>
       </w:r>
       <w:r>
         <w:rPr>
@@ -2361,14 +2421,25 @@
           <w:szCs w:val="24"/>
         </w:rPr>
       </w:pPr>
-      <w:r>
-        <w:rPr>
-          <w:rFonts w:ascii="Open Sans" w:hAnsi="Open Sans" w:cs="Open Sans"/>
-          <w:b/>
-          <w:sz w:val="24"/>
-          <w:szCs w:val="24"/>
-        </w:rPr>
-        <w:t>ReleaseAbility()</w:t>
+      <w:proofErr w:type="gramStart"/>
+      <w:r>
+        <w:rPr>
+          <w:rFonts w:ascii="Open Sans" w:hAnsi="Open Sans" w:cs="Open Sans"/>
+          <w:b/>
+          <w:sz w:val="24"/>
+          <w:szCs w:val="24"/>
+        </w:rPr>
+        <w:t>ReleaseAbility(</w:t>
+      </w:r>
+      <w:proofErr w:type="gramEnd"/>
+      <w:r>
+        <w:rPr>
+          <w:rFonts w:ascii="Open Sans" w:hAnsi="Open Sans" w:cs="Open Sans"/>
+          <w:b/>
+          <w:sz w:val="24"/>
+          <w:szCs w:val="24"/>
+        </w:rPr>
+        <w:t>)</w:t>
       </w:r>
       <w:r>
         <w:rPr>
@@ -2622,6 +2693,7 @@
           <w:highlight w:val="lightGray"/>
         </w:rPr>
       </w:pPr>
+      <w:proofErr w:type="gramStart"/>
       <w:r>
         <w:rPr>
           <w:rFonts w:ascii="Open Sans" w:hAnsi="Open Sans" w:cs="Open Sans"/>
@@ -2629,7 +2701,17 @@
           <w:sz w:val="20"/>
           <w:highlight w:val="lightGray"/>
         </w:rPr>
-        <w:t>UPROPERTY(VisibleAnywhere, BlueprintReadOnly, Category = "Components")</w:t>
+        <w:t>UPROPERTY(</w:t>
+      </w:r>
+      <w:proofErr w:type="gramEnd"/>
+      <w:r>
+        <w:rPr>
+          <w:rFonts w:ascii="Open Sans" w:hAnsi="Open Sans" w:cs="Open Sans"/>
+          <w:i/>
+          <w:sz w:val="20"/>
+          <w:highlight w:val="lightGray"/>
+        </w:rPr>
+        <w:t>VisibleAnywhere, BlueprintReadOnly, Category = "Components")</w:t>
       </w:r>
     </w:p>
     <w:p>
@@ -3000,7 +3082,27 @@
           <w:sz w:val="20"/>
           <w:highlight w:val="lightGray"/>
         </w:rPr>
-        <w:t>case EAbilities::BoneProjectile:</w:t>
+        <w:t xml:space="preserve">case </w:t>
+      </w:r>
+      <w:proofErr w:type="gramStart"/>
+      <w:r>
+        <w:rPr>
+          <w:rFonts w:ascii="Open Sans" w:hAnsi="Open Sans" w:cs="Open Sans"/>
+          <w:i/>
+          <w:sz w:val="20"/>
+          <w:highlight w:val="lightGray"/>
+        </w:rPr>
+        <w:t>EAbilities::</w:t>
+      </w:r>
+      <w:proofErr w:type="gramEnd"/>
+      <w:r>
+        <w:rPr>
+          <w:rFonts w:ascii="Open Sans" w:hAnsi="Open Sans" w:cs="Open Sans"/>
+          <w:i/>
+          <w:sz w:val="20"/>
+          <w:highlight w:val="lightGray"/>
+        </w:rPr>
+        <w:t>BoneProjectile:</w:t>
       </w:r>
     </w:p>
     <w:p>
@@ -3366,7 +3468,7 @@
           <w:sz w:val="28"/>
         </w:rPr>
       </w:pPr>
-      <w:bookmarkStart w:id="6" w:name="_Toc204137047"/>
+      <w:bookmarkStart w:id="5" w:name="_Toc204137047"/>
       <w:r>
         <w:rPr>
           <w:rFonts w:ascii="Open Sans" w:hAnsi="Open Sans" w:cs="Open Sans"/>
@@ -3386,7 +3488,7 @@
         </w:rPr>
         <w:t xml:space="preserve"> персонажа</w:t>
       </w:r>
-      <w:bookmarkEnd w:id="6"/>
+      <w:bookmarkEnd w:id="5"/>
     </w:p>
     <w:p/>
     <w:p>
@@ -3479,6 +3581,7 @@
         </w:rPr>
         <w:t xml:space="preserve"> не имеет методов </w:t>
       </w:r>
+      <w:proofErr w:type="gramStart"/>
       <w:r>
         <w:rPr>
           <w:rFonts w:ascii="Open Sans" w:hAnsi="Open Sans" w:cs="Open Sans"/>
@@ -3495,7 +3598,17 @@
           <w:sz w:val="24"/>
           <w:szCs w:val="24"/>
         </w:rPr>
-        <w:t xml:space="preserve">() </w:t>
+        <w:t>(</w:t>
+      </w:r>
+      <w:proofErr w:type="gramEnd"/>
+      <w:r>
+        <w:rPr>
+          <w:rFonts w:ascii="Open Sans" w:hAnsi="Open Sans" w:cs="Open Sans"/>
+          <w:b/>
+          <w:sz w:val="24"/>
+          <w:szCs w:val="24"/>
+        </w:rPr>
+        <w:t xml:space="preserve">) </w:t>
       </w:r>
       <w:r>
         <w:rPr>
@@ -3910,14 +4023,12 @@
         <w:rPr>
           <w:rFonts w:ascii="Open Sans" w:hAnsi="Open Sans" w:cs="Open Sans"/>
           <w:sz w:val="24"/>
-          <w:szCs w:val="24"/>
-        </w:rPr>
-      </w:pPr>
-      <w:r>
-        <w:rPr>
-          <w:rFonts w:ascii="Open Sans" w:hAnsi="Open Sans" w:cs="Open Sans"/>
-          <w:sz w:val="24"/>
-          <w:szCs w:val="24"/>
+        </w:rPr>
+      </w:pPr>
+      <w:r>
+        <w:rPr>
+          <w:rFonts w:ascii="Open Sans" w:hAnsi="Open Sans" w:cs="Open Sans"/>
+          <w:sz w:val="24"/>
         </w:rPr>
         <w:br w:type="page"/>
       </w:r>
@@ -3934,7 +4045,6 @@
           <w:szCs w:val="24"/>
         </w:rPr>
       </w:pPr>
-      <w:bookmarkStart w:id="7" w:name="_Toc204137048"/>
       <w:r>
         <w:rPr>
           <w:rFonts w:ascii="Open Sans" w:hAnsi="Open Sans" w:cs="Open Sans"/>
@@ -3944,6 +4054,1719 @@
           <w:szCs w:val="24"/>
         </w:rPr>
         <w:lastRenderedPageBreak/>
+        <w:t xml:space="preserve">КЛАССЫ </w:t>
+      </w:r>
+      <w:r>
+        <w:rPr>
+          <w:rFonts w:ascii="Open Sans" w:hAnsi="Open Sans" w:cs="Open Sans"/>
+          <w:b/>
+          <w:color w:val="auto"/>
+          <w:sz w:val="28"/>
+          <w:szCs w:val="24"/>
+        </w:rPr>
+        <w:t xml:space="preserve">КОМПОНЕНТОВ </w:t>
+      </w:r>
+      <w:r>
+        <w:rPr>
+          <w:rFonts w:ascii="Open Sans" w:hAnsi="Open Sans" w:cs="Open Sans"/>
+          <w:b/>
+          <w:color w:val="auto"/>
+          <w:sz w:val="28"/>
+          <w:szCs w:val="24"/>
+        </w:rPr>
+        <w:t>СУЩНОСТЕЙ</w:t>
+      </w:r>
+    </w:p>
+    <w:p/>
+    <w:p>
+      <w:pPr>
+        <w:pStyle w:val="3"/>
+        <w:jc w:val="center"/>
+        <w:rPr>
+          <w:rFonts w:ascii="Open Sans" w:hAnsi="Open Sans" w:cs="Open Sans"/>
+          <w:b/>
+          <w:color w:val="auto"/>
+          <w:sz w:val="28"/>
+        </w:rPr>
+      </w:pPr>
+      <w:r>
+        <w:rPr>
+          <w:rFonts w:ascii="Open Sans" w:hAnsi="Open Sans" w:cs="Open Sans"/>
+          <w:b/>
+          <w:color w:val="auto"/>
+          <w:sz w:val="28"/>
+        </w:rPr>
+        <w:t>Компонент здоровья (</w:t>
+      </w:r>
+      <w:r>
+        <w:rPr>
+          <w:rFonts w:ascii="Open Sans" w:hAnsi="Open Sans" w:cs="Open Sans"/>
+          <w:b/>
+          <w:color w:val="auto"/>
+          <w:sz w:val="28"/>
+        </w:rPr>
+        <w:t>UHealthComponent</w:t>
+      </w:r>
+      <w:r>
+        <w:rPr>
+          <w:rFonts w:ascii="Open Sans" w:hAnsi="Open Sans" w:cs="Open Sans"/>
+          <w:b/>
+          <w:color w:val="auto"/>
+          <w:sz w:val="28"/>
+        </w:rPr>
+        <w:t>)</w:t>
+      </w:r>
+    </w:p>
+    <w:p/>
+    <w:p>
+      <w:pPr>
+        <w:rPr>
+          <w:rFonts w:ascii="Open Sans" w:hAnsi="Open Sans" w:cs="Open Sans"/>
+          <w:sz w:val="24"/>
+        </w:rPr>
+      </w:pPr>
+      <w:r>
+        <w:rPr>
+          <w:rFonts w:ascii="Open Sans" w:hAnsi="Open Sans" w:cs="Open Sans"/>
+          <w:sz w:val="24"/>
+        </w:rPr>
+        <w:t xml:space="preserve">Компонент здоровья </w:t>
+      </w:r>
+      <w:r>
+        <w:rPr>
+          <w:rFonts w:ascii="Open Sans" w:hAnsi="Open Sans" w:cs="Open Sans"/>
+          <w:sz w:val="24"/>
+        </w:rPr>
+        <w:t>обрабавтывает получаемый урон, отображает полоску ХП над «головой» сущности, а также посылает сигнал владельцу компонента о его смерти</w:t>
+      </w:r>
+      <w:r>
+        <w:rPr>
+          <w:rFonts w:ascii="Open Sans" w:hAnsi="Open Sans" w:cs="Open Sans"/>
+          <w:sz w:val="24"/>
+          <w:lang w:val="en-US"/>
+        </w:rPr>
+        <w:t>/</w:t>
+      </w:r>
+      <w:r>
+        <w:rPr>
+          <w:rFonts w:ascii="Open Sans" w:hAnsi="Open Sans" w:cs="Open Sans"/>
+          <w:sz w:val="24"/>
+        </w:rPr>
+        <w:t>разрушении.</w:t>
+      </w:r>
+    </w:p>
+    <w:p>
+      <w:pPr>
+        <w:rPr>
+          <w:rFonts w:ascii="Open Sans" w:hAnsi="Open Sans" w:cs="Open Sans"/>
+          <w:sz w:val="24"/>
+        </w:rPr>
+      </w:pPr>
+    </w:p>
+    <w:p>
+      <w:pPr>
+        <w:jc w:val="center"/>
+        <w:rPr>
+          <w:rFonts w:ascii="Open Sans" w:hAnsi="Open Sans" w:cs="Open Sans"/>
+          <w:sz w:val="24"/>
+        </w:rPr>
+      </w:pPr>
+      <w:r>
+        <w:rPr>
+          <w:rFonts w:ascii="Open Sans" w:hAnsi="Open Sans" w:cs="Open Sans"/>
+          <w:b/>
+          <w:sz w:val="24"/>
+        </w:rPr>
+        <w:t>Параметры</w:t>
+      </w:r>
+    </w:p>
+    <w:p>
+      <w:pPr>
+        <w:pStyle w:val="aa"/>
+        <w:numPr>
+          <w:ilvl w:val="0"/>
+          <w:numId w:val="6"/>
+        </w:numPr>
+        <w:rPr>
+          <w:rFonts w:ascii="Open Sans" w:hAnsi="Open Sans" w:cs="Open Sans"/>
+          <w:sz w:val="24"/>
+        </w:rPr>
+      </w:pPr>
+      <w:r>
+        <w:rPr>
+          <w:rFonts w:ascii="Open Sans" w:hAnsi="Open Sans" w:cs="Open Sans"/>
+          <w:sz w:val="24"/>
+        </w:rPr>
+        <w:t xml:space="preserve">float </w:t>
+      </w:r>
+      <w:r>
+        <w:rPr>
+          <w:rFonts w:ascii="Open Sans" w:hAnsi="Open Sans" w:cs="Open Sans"/>
+          <w:b/>
+          <w:sz w:val="24"/>
+        </w:rPr>
+        <w:t>MaxHealth</w:t>
+      </w:r>
+      <w:r>
+        <w:rPr>
+          <w:rFonts w:ascii="Open Sans" w:hAnsi="Open Sans" w:cs="Open Sans"/>
+          <w:sz w:val="24"/>
+        </w:rPr>
+        <w:t xml:space="preserve"> – максимальное здоровье. Выше него здоровье не поднять. Также относительно этого параметра строится логика полоски ХП, определяя её полностью заполненное состояние. </w:t>
+      </w:r>
+    </w:p>
+    <w:p>
+      <w:pPr>
+        <w:pStyle w:val="aa"/>
+        <w:numPr>
+          <w:ilvl w:val="0"/>
+          <w:numId w:val="6"/>
+        </w:numPr>
+        <w:rPr>
+          <w:rFonts w:ascii="Open Sans" w:hAnsi="Open Sans" w:cs="Open Sans"/>
+          <w:sz w:val="24"/>
+          <w:szCs w:val="24"/>
+        </w:rPr>
+      </w:pPr>
+      <w:r>
+        <w:rPr>
+          <w:rFonts w:ascii="Open Sans" w:hAnsi="Open Sans" w:cs="Open Sans"/>
+          <w:sz w:val="24"/>
+          <w:szCs w:val="24"/>
+        </w:rPr>
+        <w:t xml:space="preserve">float </w:t>
+      </w:r>
+      <w:r>
+        <w:rPr>
+          <w:rFonts w:ascii="Open Sans" w:hAnsi="Open Sans" w:cs="Open Sans"/>
+          <w:b/>
+          <w:sz w:val="24"/>
+          <w:szCs w:val="24"/>
+        </w:rPr>
+        <w:t>CurrentHealth</w:t>
+      </w:r>
+      <w:r>
+        <w:rPr>
+          <w:rFonts w:ascii="Open Sans" w:hAnsi="Open Sans" w:cs="Open Sans"/>
+          <w:b/>
+          <w:sz w:val="24"/>
+          <w:szCs w:val="24"/>
+        </w:rPr>
+        <w:t xml:space="preserve"> </w:t>
+      </w:r>
+      <w:r>
+        <w:rPr>
+          <w:rFonts w:ascii="Open Sans" w:hAnsi="Open Sans" w:cs="Open Sans"/>
+          <w:sz w:val="24"/>
+          <w:szCs w:val="24"/>
+        </w:rPr>
+        <w:t xml:space="preserve">– текущее здоровье. Оно </w:t>
+      </w:r>
+      <w:proofErr w:type="gramStart"/>
+      <w:r>
+        <w:rPr>
+          <w:rFonts w:ascii="Open Sans" w:hAnsi="Open Sans" w:cs="Open Sans"/>
+          <w:sz w:val="24"/>
+          <w:szCs w:val="24"/>
+        </w:rPr>
+        <w:t>может быть</w:t>
+      </w:r>
+      <w:proofErr w:type="gramEnd"/>
+      <w:r>
+        <w:rPr>
+          <w:rFonts w:ascii="Open Sans" w:hAnsi="Open Sans" w:cs="Open Sans"/>
+          <w:sz w:val="24"/>
+          <w:szCs w:val="24"/>
+        </w:rPr>
+        <w:t xml:space="preserve"> как отнято, так и восстановлено. </w:t>
+      </w:r>
+    </w:p>
+    <w:p>
+      <w:pPr>
+        <w:pStyle w:val="aa"/>
+        <w:numPr>
+          <w:ilvl w:val="0"/>
+          <w:numId w:val="6"/>
+        </w:numPr>
+        <w:rPr>
+          <w:rFonts w:ascii="Open Sans" w:hAnsi="Open Sans" w:cs="Open Sans"/>
+          <w:sz w:val="24"/>
+          <w:szCs w:val="24"/>
+        </w:rPr>
+      </w:pPr>
+      <w:r>
+        <w:rPr>
+          <w:rFonts w:ascii="Open Sans" w:hAnsi="Open Sans" w:cs="Open Sans"/>
+          <w:sz w:val="24"/>
+          <w:szCs w:val="24"/>
+        </w:rPr>
+        <w:t xml:space="preserve">bool </w:t>
+      </w:r>
+      <w:r>
+        <w:rPr>
+          <w:rFonts w:ascii="Open Sans" w:hAnsi="Open Sans" w:cs="Open Sans"/>
+          <w:b/>
+          <w:sz w:val="24"/>
+          <w:szCs w:val="24"/>
+        </w:rPr>
+        <w:t>bIsDead</w:t>
+      </w:r>
+      <w:r>
+        <w:rPr>
+          <w:rFonts w:ascii="Open Sans" w:hAnsi="Open Sans" w:cs="Open Sans"/>
+          <w:sz w:val="24"/>
+          <w:szCs w:val="24"/>
+        </w:rPr>
+        <w:t xml:space="preserve"> – если </w:t>
+      </w:r>
+      <w:r>
+        <w:rPr>
+          <w:rFonts w:ascii="Open Sans" w:hAnsi="Open Sans" w:cs="Open Sans"/>
+          <w:sz w:val="24"/>
+          <w:szCs w:val="24"/>
+          <w:lang w:val="en-US"/>
+        </w:rPr>
+        <w:t>true</w:t>
+      </w:r>
+      <w:r>
+        <w:rPr>
+          <w:rFonts w:ascii="Open Sans" w:hAnsi="Open Sans" w:cs="Open Sans"/>
+          <w:sz w:val="24"/>
+          <w:szCs w:val="24"/>
+        </w:rPr>
+        <w:t xml:space="preserve">, то цель мертва. Если </w:t>
+      </w:r>
+      <w:r>
+        <w:rPr>
+          <w:rFonts w:ascii="Open Sans" w:hAnsi="Open Sans" w:cs="Open Sans"/>
+          <w:sz w:val="24"/>
+          <w:szCs w:val="24"/>
+          <w:lang w:val="en-US"/>
+        </w:rPr>
+        <w:t>false</w:t>
+      </w:r>
+      <w:r>
+        <w:rPr>
+          <w:rFonts w:ascii="Open Sans" w:hAnsi="Open Sans" w:cs="Open Sans"/>
+          <w:sz w:val="24"/>
+          <w:szCs w:val="24"/>
+        </w:rPr>
+        <w:t>, то жива.</w:t>
+      </w:r>
+    </w:p>
+    <w:p>
+      <w:pPr>
+        <w:pStyle w:val="aa"/>
+        <w:numPr>
+          <w:ilvl w:val="0"/>
+          <w:numId w:val="6"/>
+        </w:numPr>
+        <w:rPr>
+          <w:rFonts w:ascii="Open Sans" w:hAnsi="Open Sans" w:cs="Open Sans"/>
+          <w:sz w:val="24"/>
+          <w:szCs w:val="24"/>
+        </w:rPr>
+      </w:pPr>
+      <w:proofErr w:type="gramStart"/>
+      <w:r>
+        <w:rPr>
+          <w:rFonts w:ascii="Open Sans" w:hAnsi="Open Sans" w:cs="Open Sans"/>
+          <w:sz w:val="24"/>
+          <w:szCs w:val="24"/>
+        </w:rPr>
+        <w:t>TSubclassOf&lt;</w:t>
+      </w:r>
+      <w:proofErr w:type="gramEnd"/>
+      <w:r>
+        <w:rPr>
+          <w:rFonts w:ascii="Open Sans" w:hAnsi="Open Sans" w:cs="Open Sans"/>
+          <w:sz w:val="24"/>
+          <w:szCs w:val="24"/>
+        </w:rPr>
+        <w:t xml:space="preserve">class UUserWidget&gt; </w:t>
+      </w:r>
+      <w:r>
+        <w:rPr>
+          <w:rFonts w:ascii="Open Sans" w:hAnsi="Open Sans" w:cs="Open Sans"/>
+          <w:b/>
+          <w:sz w:val="24"/>
+          <w:szCs w:val="24"/>
+        </w:rPr>
+        <w:t>HealthBarWidgetClass</w:t>
+      </w:r>
+      <w:r>
+        <w:rPr>
+          <w:rFonts w:ascii="Open Sans" w:hAnsi="Open Sans" w:cs="Open Sans"/>
+          <w:b/>
+          <w:sz w:val="24"/>
+          <w:szCs w:val="24"/>
+        </w:rPr>
+        <w:t xml:space="preserve"> </w:t>
+      </w:r>
+      <w:r>
+        <w:rPr>
+          <w:rFonts w:ascii="Open Sans" w:hAnsi="Open Sans" w:cs="Open Sans"/>
+          <w:sz w:val="24"/>
+          <w:szCs w:val="24"/>
+        </w:rPr>
+        <w:t xml:space="preserve">– класс виджета полоски ХП. Можно также настроить для каждого блюпринта или объекта отдельно. </w:t>
+      </w:r>
+      <w:r>
+        <w:rPr>
+          <w:rFonts w:ascii="Open Sans" w:hAnsi="Open Sans" w:cs="Open Sans"/>
+          <w:sz w:val="24"/>
+          <w:szCs w:val="24"/>
+        </w:rPr>
+        <w:br/>
+      </w:r>
+      <w:r>
+        <w:rPr>
+          <w:rFonts w:ascii="Open Sans" w:hAnsi="Open Sans" w:cs="Open Sans"/>
+          <w:sz w:val="24"/>
+          <w:szCs w:val="24"/>
+        </w:rPr>
+        <w:t>Он обязан иметь UprogressBar с названием «HealthBar» (</w:t>
+      </w:r>
+      <w:r>
+        <w:rPr>
+          <w:rFonts w:ascii="Open Sans" w:hAnsi="Open Sans" w:cs="Open Sans"/>
+          <w:sz w:val="24"/>
+          <w:szCs w:val="24"/>
+        </w:rPr>
+        <w:t>О</w:t>
+      </w:r>
+      <w:r>
+        <w:rPr>
+          <w:rFonts w:ascii="Open Sans" w:hAnsi="Open Sans" w:cs="Open Sans"/>
+          <w:sz w:val="24"/>
+          <w:szCs w:val="24"/>
+        </w:rPr>
+        <w:t>сновная полоска ХП), а также UprogressBar с названием «DelayedBar»</w:t>
+      </w:r>
+      <w:r>
+        <w:rPr>
+          <w:rFonts w:ascii="Open Sans" w:hAnsi="Open Sans" w:cs="Open Sans"/>
+          <w:sz w:val="24"/>
+          <w:szCs w:val="24"/>
+        </w:rPr>
+        <w:t xml:space="preserve"> (Плавно убывающая полоска ХП. Она не отображает текущее ХП цели, а отображает полученный урон)</w:t>
+      </w:r>
+    </w:p>
+    <w:p>
+      <w:pPr>
+        <w:pStyle w:val="aa"/>
+        <w:numPr>
+          <w:ilvl w:val="0"/>
+          <w:numId w:val="6"/>
+        </w:numPr>
+        <w:rPr>
+          <w:rFonts w:ascii="Open Sans" w:hAnsi="Open Sans" w:cs="Open Sans"/>
+          <w:sz w:val="24"/>
+          <w:szCs w:val="24"/>
+        </w:rPr>
+      </w:pPr>
+      <w:r>
+        <w:rPr>
+          <w:rFonts w:ascii="Open Sans" w:hAnsi="Open Sans" w:cs="Open Sans"/>
+          <w:sz w:val="24"/>
+          <w:szCs w:val="24"/>
+        </w:rPr>
+        <w:t xml:space="preserve">FVector </w:t>
+      </w:r>
+      <w:r>
+        <w:rPr>
+          <w:rFonts w:ascii="Open Sans" w:hAnsi="Open Sans" w:cs="Open Sans"/>
+          <w:b/>
+          <w:sz w:val="24"/>
+          <w:szCs w:val="24"/>
+        </w:rPr>
+        <w:t>HealthBarOffset</w:t>
+      </w:r>
+      <w:r>
+        <w:rPr>
+          <w:rFonts w:ascii="Open Sans" w:hAnsi="Open Sans" w:cs="Open Sans"/>
+          <w:sz w:val="24"/>
+          <w:szCs w:val="24"/>
+          <w:lang w:val="en-US"/>
+        </w:rPr>
+        <w:t xml:space="preserve"> – </w:t>
+      </w:r>
+      <w:r>
+        <w:rPr>
+          <w:rFonts w:ascii="Open Sans" w:hAnsi="Open Sans" w:cs="Open Sans"/>
+          <w:sz w:val="24"/>
+          <w:szCs w:val="24"/>
+        </w:rPr>
+        <w:t xml:space="preserve">смещение </w:t>
+      </w:r>
+      <w:r>
+        <w:rPr>
+          <w:rFonts w:ascii="Open Sans" w:hAnsi="Open Sans" w:cs="Open Sans"/>
+          <w:sz w:val="24"/>
+          <w:szCs w:val="24"/>
+        </w:rPr>
+        <w:t xml:space="preserve">полоски ХП относительно 0,0,0 владельца компонента. </w:t>
+      </w:r>
+    </w:p>
+    <w:p>
+      <w:pPr>
+        <w:pStyle w:val="aa"/>
+        <w:rPr>
+          <w:rFonts w:ascii="Open Sans" w:hAnsi="Open Sans" w:cs="Open Sans"/>
+          <w:sz w:val="24"/>
+          <w:szCs w:val="24"/>
+        </w:rPr>
+      </w:pPr>
+    </w:p>
+    <w:p>
+      <w:pPr>
+        <w:pStyle w:val="aa"/>
+        <w:rPr>
+          <w:rFonts w:ascii="Open Sans" w:hAnsi="Open Sans" w:cs="Open Sans"/>
+          <w:sz w:val="24"/>
+          <w:szCs w:val="24"/>
+        </w:rPr>
+      </w:pPr>
+    </w:p>
+    <w:p>
+      <w:pPr>
+        <w:pStyle w:val="aa"/>
+        <w:ind w:left="0"/>
+        <w:jc w:val="center"/>
+        <w:rPr>
+          <w:rFonts w:ascii="Open Sans" w:hAnsi="Open Sans" w:cs="Open Sans"/>
+          <w:b/>
+          <w:sz w:val="24"/>
+          <w:szCs w:val="24"/>
+        </w:rPr>
+      </w:pPr>
+      <w:r>
+        <w:rPr>
+          <w:rFonts w:ascii="Open Sans" w:hAnsi="Open Sans" w:cs="Open Sans"/>
+          <w:b/>
+          <w:sz w:val="24"/>
+          <w:szCs w:val="24"/>
+        </w:rPr>
+        <w:t>Методы и функции (Публичные)</w:t>
+      </w:r>
+    </w:p>
+    <w:p>
+      <w:pPr>
+        <w:pStyle w:val="aa"/>
+        <w:numPr>
+          <w:ilvl w:val="0"/>
+          <w:numId w:val="7"/>
+        </w:numPr>
+        <w:ind w:left="709"/>
+        <w:jc w:val="left"/>
+        <w:rPr>
+          <w:rFonts w:ascii="Open Sans" w:hAnsi="Open Sans" w:cs="Open Sans"/>
+          <w:sz w:val="24"/>
+          <w:szCs w:val="24"/>
+        </w:rPr>
+      </w:pPr>
+      <w:r>
+        <w:rPr>
+          <w:rFonts w:ascii="Open Sans" w:hAnsi="Open Sans" w:cs="Open Sans"/>
+          <w:sz w:val="24"/>
+          <w:szCs w:val="24"/>
+        </w:rPr>
+        <w:t xml:space="preserve">void </w:t>
+      </w:r>
+      <w:proofErr w:type="gramStart"/>
+      <w:r>
+        <w:rPr>
+          <w:rFonts w:ascii="Open Sans" w:hAnsi="Open Sans" w:cs="Open Sans"/>
+          <w:b/>
+          <w:sz w:val="24"/>
+          <w:szCs w:val="24"/>
+        </w:rPr>
+        <w:t>TakeDamage</w:t>
+      </w:r>
+      <w:r>
+        <w:rPr>
+          <w:rFonts w:ascii="Open Sans" w:hAnsi="Open Sans" w:cs="Open Sans"/>
+          <w:sz w:val="24"/>
+          <w:szCs w:val="24"/>
+        </w:rPr>
+        <w:t>(</w:t>
+      </w:r>
+      <w:proofErr w:type="gramEnd"/>
+      <w:r>
+        <w:rPr>
+          <w:rFonts w:ascii="Open Sans" w:hAnsi="Open Sans" w:cs="Open Sans"/>
+          <w:sz w:val="24"/>
+          <w:szCs w:val="24"/>
+        </w:rPr>
+        <w:t>float DamageAmount, AActor* DamageCaus</w:t>
+      </w:r>
+      <w:r>
+        <w:rPr>
+          <w:rFonts w:ascii="Open Sans" w:hAnsi="Open Sans" w:cs="Open Sans"/>
+          <w:sz w:val="24"/>
+          <w:szCs w:val="24"/>
+        </w:rPr>
+        <w:t>er) – метод получения урона.</w:t>
+      </w:r>
+    </w:p>
+    <w:p>
+      <w:pPr>
+        <w:pStyle w:val="aa"/>
+        <w:numPr>
+          <w:ilvl w:val="0"/>
+          <w:numId w:val="7"/>
+        </w:numPr>
+        <w:ind w:left="709"/>
+        <w:jc w:val="left"/>
+        <w:rPr>
+          <w:rFonts w:ascii="Open Sans" w:hAnsi="Open Sans" w:cs="Open Sans"/>
+          <w:sz w:val="24"/>
+          <w:szCs w:val="24"/>
+        </w:rPr>
+      </w:pPr>
+      <w:r>
+        <w:rPr>
+          <w:rFonts w:ascii="Open Sans" w:hAnsi="Open Sans" w:cs="Open Sans"/>
+          <w:sz w:val="24"/>
+          <w:szCs w:val="24"/>
+        </w:rPr>
+        <w:t>v</w:t>
+      </w:r>
+      <w:r>
+        <w:rPr>
+          <w:rFonts w:ascii="Open Sans" w:hAnsi="Open Sans" w:cs="Open Sans"/>
+          <w:sz w:val="24"/>
+          <w:szCs w:val="24"/>
+        </w:rPr>
+        <w:t xml:space="preserve">oid </w:t>
+      </w:r>
+      <w:proofErr w:type="gramStart"/>
+      <w:r>
+        <w:rPr>
+          <w:rFonts w:ascii="Open Sans" w:hAnsi="Open Sans" w:cs="Open Sans"/>
+          <w:b/>
+          <w:sz w:val="24"/>
+          <w:szCs w:val="24"/>
+        </w:rPr>
+        <w:t>RestoreHealth</w:t>
+      </w:r>
+      <w:r>
+        <w:rPr>
+          <w:rFonts w:ascii="Open Sans" w:hAnsi="Open Sans" w:cs="Open Sans"/>
+          <w:sz w:val="24"/>
+          <w:szCs w:val="24"/>
+        </w:rPr>
+        <w:t>(</w:t>
+      </w:r>
+      <w:proofErr w:type="gramEnd"/>
+      <w:r>
+        <w:rPr>
+          <w:rFonts w:ascii="Open Sans" w:hAnsi="Open Sans" w:cs="Open Sans"/>
+          <w:sz w:val="24"/>
+          <w:szCs w:val="24"/>
+        </w:rPr>
+        <w:t xml:space="preserve">float Amount) – метод лечения на количество  </w:t>
+      </w:r>
+      <w:r>
+        <w:rPr>
+          <w:rFonts w:ascii="Open Sans" w:hAnsi="Open Sans" w:cs="Open Sans"/>
+          <w:sz w:val="24"/>
+          <w:szCs w:val="24"/>
+        </w:rPr>
+        <w:t>Amount</w:t>
+      </w:r>
+      <w:r>
+        <w:rPr>
+          <w:rFonts w:ascii="Open Sans" w:hAnsi="Open Sans" w:cs="Open Sans"/>
+          <w:sz w:val="24"/>
+          <w:szCs w:val="24"/>
+          <w:lang w:val="en-US"/>
+        </w:rPr>
+        <w:t>.</w:t>
+      </w:r>
+    </w:p>
+    <w:p>
+      <w:pPr>
+        <w:pStyle w:val="aa"/>
+        <w:numPr>
+          <w:ilvl w:val="0"/>
+          <w:numId w:val="7"/>
+        </w:numPr>
+        <w:ind w:left="709"/>
+        <w:jc w:val="left"/>
+        <w:rPr>
+          <w:rFonts w:ascii="Open Sans" w:hAnsi="Open Sans" w:cs="Open Sans"/>
+          <w:sz w:val="24"/>
+          <w:szCs w:val="24"/>
+        </w:rPr>
+      </w:pPr>
+      <w:r>
+        <w:rPr>
+          <w:rFonts w:ascii="Open Sans" w:hAnsi="Open Sans" w:cs="Open Sans"/>
+          <w:sz w:val="24"/>
+          <w:szCs w:val="24"/>
+        </w:rPr>
+        <w:t xml:space="preserve">void </w:t>
+      </w:r>
+      <w:proofErr w:type="gramStart"/>
+      <w:r>
+        <w:rPr>
+          <w:rFonts w:ascii="Open Sans" w:hAnsi="Open Sans" w:cs="Open Sans"/>
+          <w:b/>
+          <w:sz w:val="24"/>
+          <w:szCs w:val="24"/>
+        </w:rPr>
+        <w:t>ResetHealth</w:t>
+      </w:r>
+      <w:r>
+        <w:rPr>
+          <w:rFonts w:ascii="Open Sans" w:hAnsi="Open Sans" w:cs="Open Sans"/>
+          <w:sz w:val="24"/>
+          <w:szCs w:val="24"/>
+        </w:rPr>
+        <w:t>(</w:t>
+      </w:r>
+      <w:proofErr w:type="gramEnd"/>
+      <w:r>
+        <w:rPr>
+          <w:rFonts w:ascii="Open Sans" w:hAnsi="Open Sans" w:cs="Open Sans"/>
+          <w:sz w:val="24"/>
+          <w:szCs w:val="24"/>
+        </w:rPr>
+        <w:t>)</w:t>
+      </w:r>
+      <w:r>
+        <w:rPr>
+          <w:rFonts w:ascii="Open Sans" w:hAnsi="Open Sans" w:cs="Open Sans"/>
+          <w:sz w:val="24"/>
+          <w:szCs w:val="24"/>
+          <w:lang w:val="en-US"/>
+        </w:rPr>
+        <w:t xml:space="preserve"> </w:t>
+      </w:r>
+      <w:r>
+        <w:rPr>
+          <w:rFonts w:ascii="Open Sans" w:hAnsi="Open Sans" w:cs="Open Sans"/>
+          <w:sz w:val="24"/>
+          <w:szCs w:val="24"/>
+        </w:rPr>
+        <w:t>– метод полного сброса. Восстанавливает здоровье до максимального, а также заполняет полоску ХП до максимума.</w:t>
+      </w:r>
+    </w:p>
+    <w:p>
+      <w:pPr>
+        <w:pStyle w:val="aa"/>
+        <w:numPr>
+          <w:ilvl w:val="0"/>
+          <w:numId w:val="7"/>
+        </w:numPr>
+        <w:ind w:left="709"/>
+        <w:jc w:val="left"/>
+        <w:rPr>
+          <w:rFonts w:ascii="Open Sans" w:hAnsi="Open Sans" w:cs="Open Sans"/>
+          <w:sz w:val="24"/>
+          <w:szCs w:val="24"/>
+        </w:rPr>
+      </w:pPr>
+      <w:r>
+        <w:rPr>
+          <w:rFonts w:ascii="Open Sans" w:hAnsi="Open Sans" w:cs="Open Sans"/>
+          <w:sz w:val="24"/>
+          <w:szCs w:val="24"/>
+        </w:rPr>
+        <w:t xml:space="preserve">bool </w:t>
+      </w:r>
+      <w:proofErr w:type="gramStart"/>
+      <w:r>
+        <w:rPr>
+          <w:rFonts w:ascii="Open Sans" w:hAnsi="Open Sans" w:cs="Open Sans"/>
+          <w:b/>
+          <w:sz w:val="24"/>
+          <w:szCs w:val="24"/>
+        </w:rPr>
+        <w:t>IsDead</w:t>
+      </w:r>
+      <w:r>
+        <w:rPr>
+          <w:rFonts w:ascii="Open Sans" w:hAnsi="Open Sans" w:cs="Open Sans"/>
+          <w:sz w:val="24"/>
+          <w:szCs w:val="24"/>
+        </w:rPr>
+        <w:t>(</w:t>
+      </w:r>
+      <w:proofErr w:type="gramEnd"/>
+      <w:r>
+        <w:rPr>
+          <w:rFonts w:ascii="Open Sans" w:hAnsi="Open Sans" w:cs="Open Sans"/>
+          <w:sz w:val="24"/>
+          <w:szCs w:val="24"/>
+        </w:rPr>
+        <w:t>)</w:t>
+      </w:r>
+      <w:r>
+        <w:rPr>
+          <w:rFonts w:ascii="Open Sans" w:hAnsi="Open Sans" w:cs="Open Sans"/>
+          <w:sz w:val="24"/>
+          <w:szCs w:val="24"/>
+        </w:rPr>
+        <w:t xml:space="preserve"> – функция возвращает, мертва ли цель.</w:t>
+      </w:r>
+    </w:p>
+    <w:p>
+      <w:pPr>
+        <w:pStyle w:val="aa"/>
+        <w:numPr>
+          <w:ilvl w:val="0"/>
+          <w:numId w:val="7"/>
+        </w:numPr>
+        <w:ind w:left="709"/>
+        <w:jc w:val="left"/>
+        <w:rPr>
+          <w:rFonts w:ascii="Open Sans" w:hAnsi="Open Sans" w:cs="Open Sans"/>
+          <w:sz w:val="24"/>
+          <w:szCs w:val="24"/>
+        </w:rPr>
+      </w:pPr>
+      <w:r>
+        <w:rPr>
+          <w:rFonts w:ascii="Open Sans" w:hAnsi="Open Sans" w:cs="Open Sans"/>
+          <w:sz w:val="24"/>
+          <w:szCs w:val="24"/>
+        </w:rPr>
+        <w:t xml:space="preserve">void </w:t>
+      </w:r>
+      <w:proofErr w:type="gramStart"/>
+      <w:r>
+        <w:rPr>
+          <w:rFonts w:ascii="Open Sans" w:hAnsi="Open Sans" w:cs="Open Sans"/>
+          <w:b/>
+          <w:sz w:val="24"/>
+          <w:szCs w:val="24"/>
+        </w:rPr>
+        <w:t>SetMaxHealth</w:t>
+      </w:r>
+      <w:r>
+        <w:rPr>
+          <w:rFonts w:ascii="Open Sans" w:hAnsi="Open Sans" w:cs="Open Sans"/>
+          <w:sz w:val="24"/>
+          <w:szCs w:val="24"/>
+        </w:rPr>
+        <w:t>(</w:t>
+      </w:r>
+      <w:proofErr w:type="gramEnd"/>
+      <w:r>
+        <w:rPr>
+          <w:rFonts w:ascii="Open Sans" w:hAnsi="Open Sans" w:cs="Open Sans"/>
+          <w:sz w:val="24"/>
+          <w:szCs w:val="24"/>
+        </w:rPr>
+        <w:t>float NewHealth)</w:t>
+      </w:r>
+      <w:r>
+        <w:rPr>
+          <w:rFonts w:ascii="Open Sans" w:hAnsi="Open Sans" w:cs="Open Sans"/>
+          <w:sz w:val="24"/>
+          <w:szCs w:val="24"/>
+        </w:rPr>
+        <w:t xml:space="preserve"> – метод, который устанавливает максимальное здоровье цели.</w:t>
+      </w:r>
+    </w:p>
+    <w:p>
+      <w:pPr>
+        <w:pStyle w:val="aa"/>
+        <w:numPr>
+          <w:ilvl w:val="0"/>
+          <w:numId w:val="7"/>
+        </w:numPr>
+        <w:ind w:left="709"/>
+        <w:jc w:val="left"/>
+        <w:rPr>
+          <w:rFonts w:ascii="Open Sans" w:hAnsi="Open Sans" w:cs="Open Sans"/>
+          <w:sz w:val="24"/>
+          <w:szCs w:val="24"/>
+        </w:rPr>
+      </w:pPr>
+      <w:r>
+        <w:rPr>
+          <w:rFonts w:ascii="Open Sans" w:hAnsi="Open Sans" w:cs="Open Sans"/>
+          <w:sz w:val="24"/>
+          <w:szCs w:val="24"/>
+        </w:rPr>
+        <w:t xml:space="preserve">float </w:t>
+      </w:r>
+      <w:proofErr w:type="gramStart"/>
+      <w:r>
+        <w:rPr>
+          <w:rFonts w:ascii="Open Sans" w:hAnsi="Open Sans" w:cs="Open Sans"/>
+          <w:b/>
+          <w:sz w:val="24"/>
+          <w:szCs w:val="24"/>
+        </w:rPr>
+        <w:t>GetMaxHealth</w:t>
+      </w:r>
+      <w:r>
+        <w:rPr>
+          <w:rFonts w:ascii="Open Sans" w:hAnsi="Open Sans" w:cs="Open Sans"/>
+          <w:sz w:val="24"/>
+          <w:szCs w:val="24"/>
+        </w:rPr>
+        <w:t>(</w:t>
+      </w:r>
+      <w:proofErr w:type="gramEnd"/>
+      <w:r>
+        <w:rPr>
+          <w:rFonts w:ascii="Open Sans" w:hAnsi="Open Sans" w:cs="Open Sans"/>
+          <w:sz w:val="24"/>
+          <w:szCs w:val="24"/>
+        </w:rPr>
+        <w:t>)</w:t>
+      </w:r>
+      <w:r>
+        <w:rPr>
+          <w:rFonts w:ascii="Open Sans" w:hAnsi="Open Sans" w:cs="Open Sans"/>
+          <w:sz w:val="24"/>
+          <w:szCs w:val="24"/>
+        </w:rPr>
+        <w:t xml:space="preserve"> – фукция возвращает максимальное здоровье.</w:t>
+      </w:r>
+    </w:p>
+    <w:p>
+      <w:pPr>
+        <w:pStyle w:val="aa"/>
+        <w:numPr>
+          <w:ilvl w:val="0"/>
+          <w:numId w:val="7"/>
+        </w:numPr>
+        <w:ind w:left="709"/>
+        <w:jc w:val="left"/>
+        <w:rPr>
+          <w:rFonts w:ascii="Open Sans" w:hAnsi="Open Sans" w:cs="Open Sans"/>
+          <w:sz w:val="24"/>
+          <w:szCs w:val="24"/>
+        </w:rPr>
+      </w:pPr>
+      <w:r>
+        <w:rPr>
+          <w:rFonts w:ascii="Open Sans" w:hAnsi="Open Sans" w:cs="Open Sans"/>
+          <w:sz w:val="24"/>
+          <w:szCs w:val="24"/>
+        </w:rPr>
+        <w:t xml:space="preserve">float </w:t>
+      </w:r>
+      <w:proofErr w:type="gramStart"/>
+      <w:r>
+        <w:rPr>
+          <w:rFonts w:ascii="Open Sans" w:hAnsi="Open Sans" w:cs="Open Sans"/>
+          <w:b/>
+          <w:sz w:val="24"/>
+          <w:szCs w:val="24"/>
+        </w:rPr>
+        <w:t>GetHealth</w:t>
+      </w:r>
+      <w:r>
+        <w:rPr>
+          <w:rFonts w:ascii="Open Sans" w:hAnsi="Open Sans" w:cs="Open Sans"/>
+          <w:sz w:val="24"/>
+          <w:szCs w:val="24"/>
+        </w:rPr>
+        <w:t>(</w:t>
+      </w:r>
+      <w:proofErr w:type="gramEnd"/>
+      <w:r>
+        <w:rPr>
+          <w:rFonts w:ascii="Open Sans" w:hAnsi="Open Sans" w:cs="Open Sans"/>
+          <w:sz w:val="24"/>
+          <w:szCs w:val="24"/>
+        </w:rPr>
+        <w:t>) – функция возвращает текущее здоровье.</w:t>
+      </w:r>
+    </w:p>
+    <w:p>
+      <w:pPr>
+        <w:jc w:val="center"/>
+        <w:rPr>
+          <w:rFonts w:ascii="Open Sans" w:hAnsi="Open Sans" w:cs="Open Sans"/>
+          <w:b/>
+          <w:sz w:val="24"/>
+          <w:szCs w:val="24"/>
+        </w:rPr>
+      </w:pPr>
+      <w:r>
+        <w:rPr>
+          <w:rFonts w:ascii="Open Sans" w:hAnsi="Open Sans" w:cs="Open Sans"/>
+          <w:b/>
+          <w:sz w:val="24"/>
+          <w:szCs w:val="24"/>
+        </w:rPr>
+        <w:lastRenderedPageBreak/>
+        <w:t>Использование</w:t>
+      </w:r>
+    </w:p>
+    <w:p>
+      <w:pPr>
+        <w:jc w:val="center"/>
+        <w:rPr>
+          <w:rFonts w:ascii="Open Sans" w:hAnsi="Open Sans" w:cs="Open Sans"/>
+          <w:b/>
+          <w:sz w:val="24"/>
+          <w:szCs w:val="24"/>
+        </w:rPr>
+      </w:pPr>
+    </w:p>
+    <w:p>
+      <w:pPr>
+        <w:jc w:val="left"/>
+        <w:rPr>
+          <w:rFonts w:ascii="Open Sans" w:hAnsi="Open Sans" w:cs="Open Sans"/>
+          <w:i/>
+          <w:sz w:val="20"/>
+          <w:szCs w:val="24"/>
+          <w:lang w:val="en-US"/>
+        </w:rPr>
+      </w:pPr>
+      <w:r>
+        <w:rPr>
+          <w:rFonts w:ascii="Open Sans" w:hAnsi="Open Sans" w:cs="Open Sans"/>
+          <w:sz w:val="24"/>
+          <w:szCs w:val="24"/>
+        </w:rPr>
+        <w:t xml:space="preserve">В </w:t>
+      </w:r>
+      <w:r>
+        <w:rPr>
+          <w:rFonts w:ascii="Open Sans" w:hAnsi="Open Sans" w:cs="Open Sans"/>
+          <w:b/>
+          <w:sz w:val="24"/>
+          <w:szCs w:val="24"/>
+          <w:lang w:val="en-US"/>
+        </w:rPr>
+        <w:t xml:space="preserve">.h </w:t>
+      </w:r>
+      <w:r>
+        <w:rPr>
+          <w:rFonts w:ascii="Open Sans" w:hAnsi="Open Sans" w:cs="Open Sans"/>
+          <w:b/>
+          <w:sz w:val="24"/>
+          <w:szCs w:val="24"/>
+        </w:rPr>
+        <w:t xml:space="preserve">файле </w:t>
+      </w:r>
+      <w:r>
+        <w:rPr>
+          <w:rFonts w:ascii="Open Sans" w:hAnsi="Open Sans" w:cs="Open Sans"/>
+          <w:sz w:val="24"/>
+          <w:szCs w:val="24"/>
+        </w:rPr>
+        <w:t xml:space="preserve">подключаем компонент как </w:t>
+      </w:r>
+      <w:r>
+        <w:rPr>
+          <w:rFonts w:ascii="Open Sans" w:hAnsi="Open Sans" w:cs="Open Sans"/>
+          <w:sz w:val="24"/>
+          <w:szCs w:val="24"/>
+          <w:lang w:val="en-US"/>
+        </w:rPr>
+        <w:t xml:space="preserve">class - </w:t>
+      </w:r>
+      <w:r>
+        <w:rPr>
+          <w:rFonts w:ascii="Open Sans" w:hAnsi="Open Sans" w:cs="Open Sans"/>
+          <w:i/>
+          <w:sz w:val="20"/>
+          <w:szCs w:val="24"/>
+          <w:highlight w:val="lightGray"/>
+          <w:lang w:val="en-US"/>
+        </w:rPr>
+        <w:t>class UHealthComponent;</w:t>
+      </w:r>
+    </w:p>
+    <w:p>
+      <w:pPr>
+        <w:jc w:val="left"/>
+        <w:rPr>
+          <w:rFonts w:ascii="Open Sans" w:hAnsi="Open Sans" w:cs="Open Sans"/>
+          <w:i/>
+          <w:sz w:val="20"/>
+          <w:szCs w:val="24"/>
+          <w:lang w:val="en-US"/>
+        </w:rPr>
+      </w:pPr>
+      <w:r>
+        <w:rPr>
+          <w:rFonts w:ascii="Open Sans" w:hAnsi="Open Sans" w:cs="Open Sans"/>
+          <w:sz w:val="24"/>
+          <w:szCs w:val="24"/>
+        </w:rPr>
+        <w:t xml:space="preserve">Создаём переменную для компонента здоровья. </w:t>
+      </w:r>
+      <w:r>
+        <w:rPr>
+          <w:rFonts w:ascii="Open Sans" w:hAnsi="Open Sans" w:cs="Open Sans"/>
+          <w:sz w:val="24"/>
+          <w:szCs w:val="24"/>
+        </w:rPr>
+        <w:br/>
+      </w:r>
+      <w:r>
+        <w:rPr>
+          <w:rFonts w:ascii="Open Sans" w:hAnsi="Open Sans" w:cs="Open Sans"/>
+          <w:i/>
+          <w:sz w:val="20"/>
+          <w:szCs w:val="24"/>
+          <w:highlight w:val="lightGray"/>
+          <w:lang w:val="en-US"/>
+        </w:rPr>
+        <w:t>UPROPERTY(VisibleAnywhere, BlueprintReadOnly, Category = "EnemyBase | Components")</w:t>
+      </w:r>
+      <w:r>
+        <w:rPr>
+          <w:rFonts w:ascii="Open Sans" w:hAnsi="Open Sans" w:cs="Open Sans"/>
+          <w:i/>
+          <w:sz w:val="20"/>
+          <w:szCs w:val="24"/>
+          <w:highlight w:val="lightGray"/>
+          <w:lang w:val="en-US"/>
+        </w:rPr>
+        <w:br/>
+      </w:r>
+      <w:r>
+        <w:rPr>
+          <w:rFonts w:ascii="Open Sans" w:hAnsi="Open Sans" w:cs="Open Sans"/>
+          <w:i/>
+          <w:sz w:val="20"/>
+          <w:szCs w:val="24"/>
+          <w:highlight w:val="lightGray"/>
+          <w:lang w:val="en-US"/>
+        </w:rPr>
+        <w:t>UHealthComponent* HealthComponent;</w:t>
+      </w:r>
+    </w:p>
+    <w:p>
+      <w:pPr>
+        <w:jc w:val="left"/>
+        <w:rPr>
+          <w:rFonts w:ascii="Open Sans" w:hAnsi="Open Sans" w:cs="Open Sans"/>
+          <w:i/>
+          <w:sz w:val="20"/>
+          <w:szCs w:val="24"/>
+        </w:rPr>
+      </w:pPr>
+      <w:r>
+        <w:rPr>
+          <w:rFonts w:ascii="Open Sans" w:hAnsi="Open Sans" w:cs="Open Sans"/>
+          <w:sz w:val="24"/>
+          <w:szCs w:val="24"/>
+        </w:rPr>
+        <w:t xml:space="preserve">Создаём метод </w:t>
+      </w:r>
+      <w:r>
+        <w:rPr>
+          <w:rFonts w:ascii="Open Sans" w:hAnsi="Open Sans" w:cs="Open Sans"/>
+          <w:sz w:val="24"/>
+          <w:szCs w:val="24"/>
+          <w:lang w:val="en-US"/>
+        </w:rPr>
+        <w:t>OnDeath</w:t>
+      </w:r>
+      <w:r>
+        <w:rPr>
+          <w:rFonts w:ascii="Open Sans" w:hAnsi="Open Sans" w:cs="Open Sans"/>
+          <w:sz w:val="24"/>
+          <w:szCs w:val="24"/>
+        </w:rPr>
+        <w:t xml:space="preserve">. Он будет вызываться при смерти владельца компонента. </w:t>
+      </w:r>
+      <w:r>
+        <w:rPr>
+          <w:rFonts w:ascii="Open Sans" w:hAnsi="Open Sans" w:cs="Open Sans"/>
+          <w:sz w:val="24"/>
+          <w:szCs w:val="24"/>
+        </w:rPr>
+        <w:br/>
+      </w:r>
+      <w:r>
+        <w:rPr>
+          <w:rFonts w:ascii="Open Sans" w:hAnsi="Open Sans" w:cs="Open Sans"/>
+          <w:i/>
+          <w:sz w:val="20"/>
+          <w:szCs w:val="24"/>
+          <w:highlight w:val="lightGray"/>
+        </w:rPr>
+        <w:t>UFUNCTION()</w:t>
+      </w:r>
+      <w:r>
+        <w:rPr>
+          <w:rFonts w:ascii="Open Sans" w:hAnsi="Open Sans" w:cs="Open Sans"/>
+          <w:i/>
+          <w:sz w:val="20"/>
+          <w:szCs w:val="24"/>
+          <w:highlight w:val="lightGray"/>
+        </w:rPr>
+        <w:br/>
+      </w:r>
+      <w:r>
+        <w:rPr>
+          <w:rFonts w:ascii="Open Sans" w:hAnsi="Open Sans" w:cs="Open Sans"/>
+          <w:i/>
+          <w:sz w:val="20"/>
+          <w:szCs w:val="24"/>
+          <w:highlight w:val="lightGray"/>
+        </w:rPr>
+        <w:t>void OnDeath(AActor* DamageCauser);</w:t>
+      </w:r>
+    </w:p>
+    <w:p>
+      <w:pPr>
+        <w:jc w:val="left"/>
+        <w:rPr>
+          <w:rFonts w:ascii="Open Sans" w:hAnsi="Open Sans" w:cs="Open Sans"/>
+          <w:sz w:val="24"/>
+          <w:szCs w:val="24"/>
+        </w:rPr>
+      </w:pPr>
+      <w:r>
+        <w:rPr>
+          <w:rFonts w:ascii="Open Sans" w:hAnsi="Open Sans" w:cs="Open Sans"/>
+          <w:sz w:val="24"/>
+          <w:szCs w:val="24"/>
+        </w:rPr>
+        <w:t xml:space="preserve">Создаём фунцкию получения урона </w:t>
+      </w:r>
+      <w:r>
+        <w:rPr>
+          <w:rFonts w:ascii="Open Sans" w:hAnsi="Open Sans" w:cs="Open Sans"/>
+          <w:sz w:val="24"/>
+          <w:szCs w:val="24"/>
+          <w:lang w:val="en-US"/>
+        </w:rPr>
+        <w:t>TakeDamage</w:t>
+      </w:r>
+      <w:r>
+        <w:rPr>
+          <w:rFonts w:ascii="Open Sans" w:hAnsi="Open Sans" w:cs="Open Sans"/>
+          <w:sz w:val="24"/>
+          <w:szCs w:val="24"/>
+        </w:rPr>
+        <w:t xml:space="preserve">. </w:t>
+      </w:r>
+      <w:r>
+        <w:rPr>
+          <w:rFonts w:ascii="Open Sans" w:hAnsi="Open Sans" w:cs="Open Sans"/>
+          <w:sz w:val="24"/>
+          <w:szCs w:val="24"/>
+        </w:rPr>
+        <w:br/>
+      </w:r>
+      <w:r>
+        <w:rPr>
+          <w:rFonts w:ascii="Open Sans" w:hAnsi="Open Sans" w:cs="Open Sans"/>
+          <w:i/>
+          <w:sz w:val="20"/>
+          <w:szCs w:val="24"/>
+          <w:highlight w:val="lightGray"/>
+        </w:rPr>
+        <w:t>virtual float TakeDamage(float DamageAmount, struct FDamageEvent const&amp; DamageEvent,</w:t>
+      </w:r>
+      <w:r>
+        <w:rPr>
+          <w:rFonts w:ascii="Open Sans" w:hAnsi="Open Sans" w:cs="Open Sans"/>
+          <w:i/>
+          <w:sz w:val="20"/>
+          <w:szCs w:val="24"/>
+          <w:highlight w:val="lightGray"/>
+        </w:rPr>
+        <w:br/>
+      </w:r>
+      <w:r>
+        <w:rPr>
+          <w:rFonts w:ascii="Open Sans" w:hAnsi="Open Sans" w:cs="Open Sans"/>
+          <w:i/>
+          <w:sz w:val="20"/>
+          <w:szCs w:val="24"/>
+          <w:highlight w:val="lightGray"/>
+        </w:rPr>
+        <w:t xml:space="preserve">    AController* EventInstigator, AActor* DamageCauser) override;</w:t>
+      </w:r>
+      <w:r>
+        <w:rPr>
+          <w:rFonts w:ascii="Open Sans" w:hAnsi="Open Sans" w:cs="Open Sans"/>
+          <w:sz w:val="24"/>
+          <w:szCs w:val="24"/>
+        </w:rPr>
+        <w:br/>
+      </w:r>
+      <w:bookmarkStart w:id="6" w:name="_GoBack"/>
+      <w:bookmarkEnd w:id="6"/>
+    </w:p>
+    <w:p>
+      <w:pPr>
+        <w:jc w:val="left"/>
+        <w:rPr>
+          <w:rFonts w:ascii="Open Sans" w:hAnsi="Open Sans" w:cs="Open Sans"/>
+          <w:sz w:val="24"/>
+          <w:szCs w:val="24"/>
+        </w:rPr>
+      </w:pPr>
+    </w:p>
+    <w:p>
+      <w:pPr>
+        <w:jc w:val="left"/>
+        <w:rPr>
+          <w:rFonts w:ascii="Open Sans" w:hAnsi="Open Sans" w:cs="Open Sans"/>
+          <w:sz w:val="24"/>
+          <w:szCs w:val="24"/>
+          <w:lang w:val="en-US"/>
+        </w:rPr>
+      </w:pPr>
+      <w:r>
+        <w:rPr>
+          <w:rFonts w:ascii="Open Sans" w:hAnsi="Open Sans" w:cs="Open Sans"/>
+          <w:sz w:val="24"/>
+          <w:szCs w:val="24"/>
+        </w:rPr>
+        <w:t xml:space="preserve">В </w:t>
+      </w:r>
+      <w:r>
+        <w:rPr>
+          <w:rFonts w:ascii="Open Sans" w:hAnsi="Open Sans" w:cs="Open Sans"/>
+          <w:b/>
+          <w:sz w:val="24"/>
+          <w:szCs w:val="24"/>
+          <w:lang w:val="en-US"/>
+        </w:rPr>
+        <w:t>.cpp</w:t>
+      </w:r>
+      <w:r>
+        <w:rPr>
+          <w:rFonts w:ascii="Open Sans" w:hAnsi="Open Sans" w:cs="Open Sans"/>
+          <w:b/>
+          <w:sz w:val="24"/>
+          <w:szCs w:val="24"/>
+        </w:rPr>
+        <w:t xml:space="preserve"> файле </w:t>
+      </w:r>
+      <w:r>
+        <w:rPr>
+          <w:rFonts w:ascii="Open Sans" w:hAnsi="Open Sans" w:cs="Open Sans"/>
+          <w:sz w:val="24"/>
+          <w:szCs w:val="24"/>
+        </w:rPr>
+        <w:t xml:space="preserve">подключаем компонент через </w:t>
+      </w:r>
+      <w:r>
+        <w:rPr>
+          <w:rFonts w:ascii="Open Sans" w:hAnsi="Open Sans" w:cs="Open Sans"/>
+          <w:sz w:val="24"/>
+          <w:szCs w:val="24"/>
+          <w:lang w:val="en-US"/>
+        </w:rPr>
+        <w:t xml:space="preserve">#include - </w:t>
+      </w:r>
+      <w:r>
+        <w:rPr>
+          <w:rFonts w:ascii="Open Sans" w:hAnsi="Open Sans" w:cs="Open Sans"/>
+          <w:i/>
+          <w:sz w:val="20"/>
+          <w:szCs w:val="24"/>
+          <w:highlight w:val="lightGray"/>
+          <w:lang w:val="en-US"/>
+        </w:rPr>
+        <w:t>#include "HealthComponent.h"</w:t>
+      </w:r>
+    </w:p>
+    <w:p>
+      <w:pPr>
+        <w:rPr>
+          <w:rFonts w:ascii="Open Sans" w:hAnsi="Open Sans" w:cs="Open Sans"/>
+          <w:sz w:val="24"/>
+          <w:szCs w:val="24"/>
+        </w:rPr>
+      </w:pPr>
+      <w:r>
+        <w:rPr>
+          <w:rFonts w:ascii="Open Sans" w:hAnsi="Open Sans" w:cs="Open Sans"/>
+          <w:sz w:val="24"/>
+          <w:szCs w:val="24"/>
+        </w:rPr>
+        <w:t>В конструкторе задаём ранее созданной переменной компонента значение.</w:t>
+      </w:r>
+      <w:r>
+        <w:rPr>
+          <w:rFonts w:ascii="Open Sans" w:hAnsi="Open Sans" w:cs="Open Sans"/>
+          <w:sz w:val="24"/>
+          <w:szCs w:val="24"/>
+        </w:rPr>
+        <w:br/>
+      </w:r>
+      <w:r>
+        <w:rPr>
+          <w:rFonts w:ascii="Open Sans" w:hAnsi="Open Sans" w:cs="Open Sans"/>
+          <w:i/>
+          <w:sz w:val="20"/>
+          <w:szCs w:val="24"/>
+          <w:highlight w:val="lightGray"/>
+        </w:rPr>
+        <w:t>HealthComponent = CreateDefaultSubobject&lt;UHealthComponent&gt;(TEXT("HealthComponent"));</w:t>
+      </w:r>
+    </w:p>
+    <w:p>
+      <w:pPr>
+        <w:jc w:val="left"/>
+        <w:rPr>
+          <w:rFonts w:ascii="Open Sans" w:hAnsi="Open Sans" w:cs="Open Sans"/>
+          <w:sz w:val="24"/>
+          <w:szCs w:val="24"/>
+        </w:rPr>
+      </w:pPr>
+      <w:r>
+        <w:rPr>
+          <w:rFonts w:ascii="Open Sans" w:hAnsi="Open Sans" w:cs="Open Sans"/>
+          <w:sz w:val="24"/>
+          <w:szCs w:val="24"/>
+        </w:rPr>
+        <w:t xml:space="preserve">В методе </w:t>
+      </w:r>
+      <w:proofErr w:type="gramStart"/>
+      <w:r>
+        <w:rPr>
+          <w:rFonts w:ascii="Open Sans" w:hAnsi="Open Sans" w:cs="Open Sans"/>
+          <w:sz w:val="24"/>
+          <w:szCs w:val="24"/>
+          <w:lang w:val="en-US"/>
+        </w:rPr>
+        <w:t>BeginPlay(</w:t>
+      </w:r>
+      <w:proofErr w:type="gramEnd"/>
+      <w:r>
+        <w:rPr>
+          <w:rFonts w:ascii="Open Sans" w:hAnsi="Open Sans" w:cs="Open Sans"/>
+          <w:sz w:val="24"/>
+          <w:szCs w:val="24"/>
+          <w:lang w:val="en-US"/>
+        </w:rPr>
+        <w:t xml:space="preserve">) </w:t>
+      </w:r>
+      <w:r>
+        <w:rPr>
+          <w:rFonts w:ascii="Open Sans" w:hAnsi="Open Sans" w:cs="Open Sans"/>
+          <w:sz w:val="24"/>
+          <w:szCs w:val="24"/>
+        </w:rPr>
+        <w:t xml:space="preserve">подписываемя на делегат </w:t>
+      </w:r>
+      <w:r>
+        <w:rPr>
+          <w:rFonts w:ascii="Open Sans" w:hAnsi="Open Sans" w:cs="Open Sans"/>
+          <w:sz w:val="24"/>
+          <w:szCs w:val="24"/>
+          <w:lang w:val="en-US"/>
+        </w:rPr>
+        <w:t>OnHealthEnded</w:t>
+      </w:r>
+      <w:r>
+        <w:rPr>
+          <w:rFonts w:ascii="Open Sans" w:hAnsi="Open Sans" w:cs="Open Sans"/>
+          <w:sz w:val="24"/>
+          <w:szCs w:val="24"/>
+        </w:rPr>
+        <w:t xml:space="preserve">. Во втором аргументе вместо </w:t>
+      </w:r>
+      <w:r>
+        <w:rPr>
+          <w:rFonts w:ascii="Open Sans" w:hAnsi="Open Sans" w:cs="Open Sans"/>
+          <w:i/>
+          <w:sz w:val="20"/>
+          <w:szCs w:val="24"/>
+          <w:highlight w:val="lightGray"/>
+        </w:rPr>
+        <w:t>AEnemyBase</w:t>
+      </w:r>
+      <w:r>
+        <w:rPr>
+          <w:rFonts w:ascii="Open Sans" w:hAnsi="Open Sans" w:cs="Open Sans"/>
+          <w:sz w:val="24"/>
+          <w:szCs w:val="24"/>
+        </w:rPr>
+        <w:t xml:space="preserve"> указываем текущий класс.</w:t>
+      </w:r>
+      <w:r>
+        <w:rPr>
+          <w:rFonts w:ascii="Open Sans" w:hAnsi="Open Sans" w:cs="Open Sans"/>
+          <w:sz w:val="24"/>
+          <w:szCs w:val="24"/>
+          <w:lang w:val="en-US"/>
+        </w:rPr>
+        <w:br/>
+      </w:r>
+      <w:r>
+        <w:rPr>
+          <w:rFonts w:ascii="Open Sans" w:hAnsi="Open Sans" w:cs="Open Sans"/>
+          <w:i/>
+          <w:sz w:val="20"/>
+          <w:szCs w:val="24"/>
+          <w:highlight w:val="lightGray"/>
+        </w:rPr>
+        <w:t>if (HealthComponent)</w:t>
+      </w:r>
+      <w:r>
+        <w:rPr>
+          <w:rFonts w:ascii="Open Sans" w:hAnsi="Open Sans" w:cs="Open Sans"/>
+          <w:i/>
+          <w:sz w:val="20"/>
+          <w:szCs w:val="24"/>
+          <w:highlight w:val="lightGray"/>
+        </w:rPr>
+        <w:br/>
+      </w:r>
+      <w:r>
+        <w:rPr>
+          <w:rFonts w:ascii="Open Sans" w:hAnsi="Open Sans" w:cs="Open Sans"/>
+          <w:i/>
+          <w:sz w:val="20"/>
+          <w:szCs w:val="24"/>
+          <w:highlight w:val="lightGray"/>
+        </w:rPr>
+        <w:t xml:space="preserve">    HealthComponent-&gt;OnHealthEnded.AddDynamic(this, &amp;AEnemyBase::OnDeath);</w:t>
+      </w:r>
+    </w:p>
+    <w:p>
+      <w:pPr>
+        <w:jc w:val="left"/>
+        <w:rPr>
+          <w:rFonts w:ascii="Open Sans" w:hAnsi="Open Sans" w:cs="Open Sans"/>
+          <w:i/>
+          <w:sz w:val="20"/>
+          <w:szCs w:val="24"/>
+        </w:rPr>
+      </w:pPr>
+      <w:r>
+        <w:rPr>
+          <w:rFonts w:ascii="Open Sans" w:hAnsi="Open Sans" w:cs="Open Sans"/>
+          <w:sz w:val="24"/>
+          <w:szCs w:val="24"/>
+        </w:rPr>
+        <w:t xml:space="preserve">В функции </w:t>
+      </w:r>
+      <w:r>
+        <w:rPr>
+          <w:rFonts w:ascii="Open Sans" w:hAnsi="Open Sans" w:cs="Open Sans"/>
+          <w:sz w:val="24"/>
+          <w:szCs w:val="24"/>
+          <w:lang w:val="en-US"/>
+        </w:rPr>
+        <w:t xml:space="preserve">TakeDamage </w:t>
+      </w:r>
+      <w:r>
+        <w:rPr>
+          <w:rFonts w:ascii="Open Sans" w:hAnsi="Open Sans" w:cs="Open Sans"/>
+          <w:sz w:val="24"/>
+          <w:szCs w:val="24"/>
+        </w:rPr>
+        <w:t>реализуем механику получения урона</w:t>
+      </w:r>
+      <w:r>
+        <w:rPr>
+          <w:rFonts w:ascii="Open Sans" w:hAnsi="Open Sans" w:cs="Open Sans"/>
+          <w:sz w:val="24"/>
+          <w:szCs w:val="24"/>
+        </w:rPr>
+        <w:t xml:space="preserve">. Основным расчётом займётся </w:t>
+      </w:r>
+      <w:r>
+        <w:rPr>
+          <w:rFonts w:ascii="Open Sans" w:hAnsi="Open Sans" w:cs="Open Sans"/>
+          <w:sz w:val="24"/>
+          <w:szCs w:val="24"/>
+          <w:lang w:val="en-US"/>
+        </w:rPr>
+        <w:t xml:space="preserve">HealthComponent. </w:t>
+      </w:r>
+      <w:r>
+        <w:rPr>
+          <w:rFonts w:ascii="Open Sans" w:hAnsi="Open Sans" w:cs="Open Sans"/>
+          <w:sz w:val="24"/>
+          <w:szCs w:val="24"/>
+        </w:rPr>
+        <w:t xml:space="preserve">Здесь мы только расчитываем </w:t>
+      </w:r>
+      <w:r>
+        <w:rPr>
+          <w:rFonts w:ascii="Open Sans" w:hAnsi="Open Sans" w:cs="Open Sans"/>
+          <w:sz w:val="24"/>
+          <w:szCs w:val="24"/>
+          <w:lang w:val="en-US"/>
+        </w:rPr>
+        <w:t xml:space="preserve">DamageApplied </w:t>
+      </w:r>
+      <w:r>
+        <w:rPr>
+          <w:rFonts w:ascii="Open Sans" w:hAnsi="Open Sans" w:cs="Open Sans"/>
+          <w:sz w:val="24"/>
+          <w:szCs w:val="24"/>
+        </w:rPr>
+        <w:t xml:space="preserve">и передаём данные в наш компонент. Можно также добавить и свою логику сюда. </w:t>
+      </w:r>
+      <w:r>
+        <w:rPr>
+          <w:rFonts w:ascii="Open Sans" w:hAnsi="Open Sans" w:cs="Open Sans"/>
+          <w:sz w:val="24"/>
+          <w:szCs w:val="24"/>
+        </w:rPr>
+        <w:br/>
+      </w:r>
+      <w:r>
+        <w:rPr>
+          <w:rFonts w:ascii="Open Sans" w:hAnsi="Open Sans" w:cs="Open Sans"/>
+          <w:i/>
+          <w:sz w:val="20"/>
+          <w:szCs w:val="24"/>
+          <w:highlight w:val="lightGray"/>
+        </w:rPr>
+        <w:t xml:space="preserve">const float DamageApplied = Super::TakeDamage(DamageAmount, DamageEvent, </w:t>
+      </w:r>
+      <w:r>
+        <w:rPr>
+          <w:rFonts w:ascii="Open Sans" w:hAnsi="Open Sans" w:cs="Open Sans"/>
+          <w:i/>
+          <w:sz w:val="20"/>
+          <w:szCs w:val="24"/>
+          <w:highlight w:val="lightGray"/>
+        </w:rPr>
+        <w:t>EventInstigator, DamageCauser);</w:t>
+      </w:r>
+      <w:r>
+        <w:rPr>
+          <w:rFonts w:ascii="Open Sans" w:hAnsi="Open Sans" w:cs="Open Sans"/>
+          <w:i/>
+          <w:sz w:val="20"/>
+          <w:szCs w:val="24"/>
+          <w:highlight w:val="lightGray"/>
+        </w:rPr>
+        <w:br/>
+        <w:t>if (HealthComponent)</w:t>
+      </w:r>
+      <w:r>
+        <w:rPr>
+          <w:rFonts w:ascii="Open Sans" w:hAnsi="Open Sans" w:cs="Open Sans"/>
+          <w:i/>
+          <w:sz w:val="20"/>
+          <w:szCs w:val="24"/>
+          <w:highlight w:val="lightGray"/>
+        </w:rPr>
+        <w:br/>
+      </w:r>
+      <w:r>
+        <w:rPr>
+          <w:rFonts w:ascii="Open Sans" w:hAnsi="Open Sans" w:cs="Open Sans"/>
+          <w:i/>
+          <w:sz w:val="20"/>
+          <w:szCs w:val="24"/>
+          <w:highlight w:val="lightGray"/>
+        </w:rPr>
+        <w:t xml:space="preserve">    HealthComponent-&gt;TakeDamage(DamageApplied, DamageCauser);</w:t>
+      </w:r>
+      <w:r>
+        <w:rPr>
+          <w:rFonts w:ascii="Open Sans" w:hAnsi="Open Sans" w:cs="Open Sans"/>
+          <w:i/>
+          <w:sz w:val="20"/>
+          <w:szCs w:val="24"/>
+        </w:rPr>
+        <w:br/>
+      </w:r>
+      <w:r>
+        <w:rPr>
+          <w:rFonts w:ascii="Open Sans" w:hAnsi="Open Sans" w:cs="Open Sans"/>
+          <w:i/>
+          <w:sz w:val="20"/>
+          <w:szCs w:val="24"/>
+          <w:highlight w:val="lightGray"/>
+        </w:rPr>
+        <w:t>return DamageApplied;</w:t>
+      </w:r>
+    </w:p>
+    <w:p>
+      <w:pPr>
+        <w:jc w:val="left"/>
+        <w:rPr>
+          <w:rFonts w:ascii="Open Sans" w:hAnsi="Open Sans" w:cs="Open Sans"/>
+          <w:sz w:val="24"/>
+          <w:szCs w:val="24"/>
+        </w:rPr>
+      </w:pPr>
+      <w:r>
+        <w:rPr>
+          <w:rFonts w:ascii="Open Sans" w:hAnsi="Open Sans" w:cs="Open Sans"/>
+          <w:sz w:val="24"/>
+          <w:szCs w:val="24"/>
+        </w:rPr>
+        <w:t xml:space="preserve">Реализуем метод </w:t>
+      </w:r>
+      <w:r>
+        <w:rPr>
+          <w:rFonts w:ascii="Open Sans" w:hAnsi="Open Sans" w:cs="Open Sans"/>
+          <w:sz w:val="24"/>
+          <w:szCs w:val="24"/>
+          <w:lang w:val="en-US"/>
+        </w:rPr>
+        <w:t>OnDeath</w:t>
+      </w:r>
+      <w:r>
+        <w:rPr>
+          <w:rFonts w:ascii="Open Sans" w:hAnsi="Open Sans" w:cs="Open Sans"/>
+          <w:sz w:val="24"/>
+          <w:szCs w:val="24"/>
+        </w:rPr>
+        <w:t>. Здесь нужноуказать любую логику смерти</w:t>
+      </w:r>
+      <w:r>
+        <w:rPr>
+          <w:rFonts w:ascii="Open Sans" w:hAnsi="Open Sans" w:cs="Open Sans"/>
+          <w:sz w:val="24"/>
+          <w:szCs w:val="24"/>
+          <w:lang w:val="en-US"/>
+        </w:rPr>
+        <w:t>/</w:t>
+      </w:r>
+      <w:r>
+        <w:rPr>
+          <w:rFonts w:ascii="Open Sans" w:hAnsi="Open Sans" w:cs="Open Sans"/>
+          <w:sz w:val="24"/>
+          <w:szCs w:val="24"/>
+        </w:rPr>
+        <w:t>разрушения, например уничтожить объект и выдать награду игроку.</w:t>
+      </w:r>
+      <w:r>
+        <w:rPr>
+          <w:rFonts w:ascii="Open Sans" w:hAnsi="Open Sans" w:cs="Open Sans"/>
+          <w:sz w:val="24"/>
+          <w:szCs w:val="24"/>
+        </w:rPr>
+        <w:br w:type="page"/>
+      </w:r>
+    </w:p>
+    <w:p>
+      <w:pPr>
+        <w:pStyle w:val="2"/>
+        <w:jc w:val="center"/>
+        <w:rPr>
+          <w:rFonts w:ascii="Open Sans" w:hAnsi="Open Sans" w:cs="Open Sans"/>
+          <w:b/>
+          <w:color w:val="auto"/>
+          <w:sz w:val="28"/>
+          <w:szCs w:val="24"/>
+        </w:rPr>
+      </w:pPr>
+      <w:bookmarkStart w:id="7" w:name="_Toc204137048"/>
+      <w:r>
+        <w:rPr>
+          <w:rFonts w:ascii="Open Sans" w:hAnsi="Open Sans" w:cs="Open Sans"/>
+          <w:b/>
+          <w:color w:val="auto"/>
+          <w:sz w:val="28"/>
+          <w:szCs w:val="24"/>
+        </w:rPr>
+        <w:lastRenderedPageBreak/>
         <w:t>ОБЪЕКТЫ ВЗАИМОДЕЙСТВИЯ</w:t>
       </w:r>
       <w:bookmarkEnd w:id="7"/>
@@ -4052,7 +5875,29 @@
           <w:szCs w:val="24"/>
           <w:u w:val="single"/>
         </w:rPr>
-        <w:t>virtual void OnInteract_Implementation(AActor* Caller) override;</w:t>
+        <w:t>virtual void OnInteract_</w:t>
+      </w:r>
+      <w:proofErr w:type="gramStart"/>
+      <w:r>
+        <w:rPr>
+          <w:rFonts w:ascii="Open Sans" w:hAnsi="Open Sans" w:cs="Open Sans"/>
+          <w:i/>
+          <w:sz w:val="24"/>
+          <w:szCs w:val="24"/>
+          <w:u w:val="single"/>
+        </w:rPr>
+        <w:t>Implementation(</w:t>
+      </w:r>
+      <w:proofErr w:type="gramEnd"/>
+      <w:r>
+        <w:rPr>
+          <w:rFonts w:ascii="Open Sans" w:hAnsi="Open Sans" w:cs="Open Sans"/>
+          <w:i/>
+          <w:sz w:val="24"/>
+          <w:szCs w:val="24"/>
+          <w:u w:val="single"/>
+        </w:rPr>
+        <w:t>AActor* Caller) override;</w:t>
       </w:r>
     </w:p>
     <w:p>
@@ -4471,12 +6316,9 @@
       </w:pPr>
     </w:p>
     <w:sectPr>
-      <w:headerReference w:type="even" r:id="rId8"/>
-      <w:headerReference w:type="default" r:id="rId9"/>
-      <w:footerReference w:type="even" r:id="rId10"/>
-      <w:footerReference w:type="default" r:id="rId11"/>
-      <w:headerReference w:type="first" r:id="rId12"/>
-      <w:footerReference w:type="first" r:id="rId13"/>
+      <w:headerReference w:type="default" r:id="rId8"/>
+      <w:footerReference w:type="default" r:id="rId9"/>
+      <w:footerReference w:type="first" r:id="rId10"/>
       <w:pgSz w:w="11906" w:h="16838"/>
       <w:pgMar w:top="1134" w:right="850" w:bottom="1134" w:left="1701" w:header="708" w:footer="708" w:gutter="0"/>
       <w:cols w:space="708"/>
@@ -4513,16 +6355,6 @@
 </file>
 
 <file path=word/footer1.xml><?xml version="1.0" encoding="utf-8"?>
-<w:ftr xmlns:wpc="http://schemas.microsoft.com/office/word/2010/wordprocessingCanvas" xmlns:cx="http://schemas.microsoft.com/office/drawing/2014/chartex" xmlns:mc="http://schemas.openxmlformats.org/markup-compatibility/2006" xmlns:o="urn:schemas-microsoft-com:office:office" xmlns:r="http://schemas.openxmlformats.org/officeDocument/2006/relationships" xmlns:m="http://schemas.openxmlformats.org/officeDocument/2006/math" xmlns:v="urn:schemas-microsoft-com:vml" xmlns:wp14="http://schemas.microsoft.com/office/word/2010/wordprocessingDrawing" xmlns:wp="http://schemas.openxmlformats.org/drawingml/2006/wordprocessingDrawing" xmlns:w10="urn:schemas-microsoft-com:office:word" xmlns:w="http://schemas.openxmlformats.org/wordprocessingml/2006/main" xmlns:w14="http://schemas.microsoft.com/office/word/2010/wordml" xmlns:w15="http://schemas.microsoft.com/office/word/2012/wordml" xmlns:w16se="http://schemas.microsoft.com/office/word/2015/wordml/symex" xmlns:wpg="http://schemas.microsoft.com/office/word/2010/wordprocessingGroup" xmlns:wpi="http://schemas.microsoft.com/office/word/2010/wordprocessingInk" xmlns:wne="http://schemas.microsoft.com/office/word/2006/wordml" xmlns:wps="http://schemas.microsoft.com/office/word/2010/wordprocessingShape" mc:Ignorable="w14 w15 w16se wp14">
-  <w:p>
-    <w:pPr>
-      <w:pStyle w:val="a5"/>
-    </w:pPr>
-  </w:p>
-</w:ftr>
-</file>
-
-<file path=word/footer2.xml><?xml version="1.0" encoding="utf-8"?>
 <w:ftr xmlns:wpc="http://schemas.microsoft.com/office/word/2010/wordprocessingCanvas" xmlns:cx="http://schemas.microsoft.com/office/drawing/2014/chartex" xmlns:mc="http://schemas.openxmlformats.org/markup-compatibility/2006" xmlns:o="urn:schemas-microsoft-com:office:office" xmlns:r="http://schemas.openxmlformats.org/officeDocument/2006/relationships" xmlns:m="http://schemas.openxmlformats.org/officeDocument/2006/math" xmlns:v="urn:schemas-microsoft-com:vml" xmlns:wp14="http://schemas.microsoft.com/office/word/2010/wordprocessingDrawing" xmlns:wp="http://schemas.openxmlformats.org/drawingml/2006/wordprocessingDrawing" xmlns:w10="urn:schemas-microsoft-com:office:word" xmlns:w="http://schemas.openxmlformats.org/wordprocessingml/2006/main" xmlns:w14="http://schemas.microsoft.com/office/word/2010/wordml" xmlns:w15="http://schemas.microsoft.com/office/word/2012/wordml" xmlns:w16se="http://schemas.microsoft.com/office/word/2015/wordml/symex" xmlns:wpg="http://schemas.microsoft.com/office/word/2010/wordprocessingGroup" xmlns:wpi="http://schemas.microsoft.com/office/word/2010/wordprocessingInk" xmlns:wne="http://schemas.microsoft.com/office/word/2006/wordml" xmlns:wps="http://schemas.microsoft.com/office/word/2010/wordprocessingShape" mc:Ignorable="w14 w15 w16se wp14">
   <w:sdt>
     <w:sdtPr>
@@ -4581,7 +6413,7 @@
             <w:sz w:val="24"/>
             <w:szCs w:val="24"/>
           </w:rPr>
-          <w:t>2</w:t>
+          <w:t>9</w:t>
         </w:r>
         <w:r>
           <w:rPr>
@@ -4597,7 +6429,7 @@
 </w:ftr>
 </file>
 
-<file path=word/footer3.xml><?xml version="1.0" encoding="utf-8"?>
+<file path=word/footer2.xml><?xml version="1.0" encoding="utf-8"?>
 <w:ftr xmlns:wpc="http://schemas.microsoft.com/office/word/2010/wordprocessingCanvas" xmlns:cx="http://schemas.microsoft.com/office/drawing/2014/chartex" xmlns:mc="http://schemas.openxmlformats.org/markup-compatibility/2006" xmlns:o="urn:schemas-microsoft-com:office:office" xmlns:r="http://schemas.openxmlformats.org/officeDocument/2006/relationships" xmlns:m="http://schemas.openxmlformats.org/officeDocument/2006/math" xmlns:v="urn:schemas-microsoft-com:vml" xmlns:wp14="http://schemas.microsoft.com/office/word/2010/wordprocessingDrawing" xmlns:wp="http://schemas.openxmlformats.org/drawingml/2006/wordprocessingDrawing" xmlns:w10="urn:schemas-microsoft-com:office:word" xmlns:w="http://schemas.openxmlformats.org/wordprocessingml/2006/main" xmlns:w14="http://schemas.microsoft.com/office/word/2010/wordml" xmlns:w15="http://schemas.microsoft.com/office/word/2012/wordml" xmlns:w16se="http://schemas.microsoft.com/office/word/2015/wordml/symex" xmlns:wpg="http://schemas.microsoft.com/office/word/2010/wordprocessingGroup" xmlns:wpi="http://schemas.microsoft.com/office/word/2010/wordprocessingInk" xmlns:wne="http://schemas.microsoft.com/office/word/2006/wordml" xmlns:wps="http://schemas.microsoft.com/office/word/2010/wordprocessingShape" mc:Ignorable="w14 w15 w16se wp14">
   <w:p>
     <w:pPr>
@@ -4651,16 +6483,6 @@
   <w:p>
     <w:pPr>
       <w:pStyle w:val="a3"/>
-    </w:pPr>
-  </w:p>
-</w:hdr>
-</file>
-
-<file path=word/header2.xml><?xml version="1.0" encoding="utf-8"?>
-<w:hdr xmlns:wpc="http://schemas.microsoft.com/office/word/2010/wordprocessingCanvas" xmlns:cx="http://schemas.microsoft.com/office/drawing/2014/chartex" xmlns:mc="http://schemas.openxmlformats.org/markup-compatibility/2006" xmlns:o="urn:schemas-microsoft-com:office:office" xmlns:r="http://schemas.openxmlformats.org/officeDocument/2006/relationships" xmlns:m="http://schemas.openxmlformats.org/officeDocument/2006/math" xmlns:v="urn:schemas-microsoft-com:vml" xmlns:wp14="http://schemas.microsoft.com/office/word/2010/wordprocessingDrawing" xmlns:wp="http://schemas.openxmlformats.org/drawingml/2006/wordprocessingDrawing" xmlns:w10="urn:schemas-microsoft-com:office:word" xmlns:w="http://schemas.openxmlformats.org/wordprocessingml/2006/main" xmlns:w14="http://schemas.microsoft.com/office/word/2010/wordml" xmlns:w15="http://schemas.microsoft.com/office/word/2012/wordml" xmlns:w16se="http://schemas.microsoft.com/office/word/2015/wordml/symex" xmlns:wpg="http://schemas.microsoft.com/office/word/2010/wordprocessingGroup" xmlns:wpi="http://schemas.microsoft.com/office/word/2010/wordprocessingInk" xmlns:wne="http://schemas.microsoft.com/office/word/2006/wordml" xmlns:wps="http://schemas.microsoft.com/office/word/2010/wordprocessingShape" mc:Ignorable="w14 w15 w16se wp14">
-  <w:p>
-    <w:pPr>
-      <w:pStyle w:val="a3"/>
       <w:rPr>
         <w:rFonts w:ascii="Open Sans" w:hAnsi="Open Sans" w:cs="Open Sans"/>
         <w:i/>
@@ -4681,7 +6503,15 @@
         <w:i/>
         <w:sz w:val="20"/>
       </w:rPr>
-      <w:t>23</w:t>
+      <w:t>2</w:t>
+    </w:r>
+    <w:r>
+      <w:rPr>
+        <w:rFonts w:ascii="Open Sans" w:hAnsi="Open Sans" w:cs="Open Sans"/>
+        <w:i/>
+        <w:sz w:val="20"/>
+      </w:rPr>
+      <w:t>7</w:t>
     </w:r>
     <w:r>
       <w:rPr>
@@ -4691,16 +6521,6 @@
       </w:rPr>
       <w:t>.07.2025</w:t>
     </w:r>
-  </w:p>
-</w:hdr>
-</file>
-
-<file path=word/header3.xml><?xml version="1.0" encoding="utf-8"?>
-<w:hdr xmlns:wpc="http://schemas.microsoft.com/office/word/2010/wordprocessingCanvas" xmlns:cx="http://schemas.microsoft.com/office/drawing/2014/chartex" xmlns:mc="http://schemas.openxmlformats.org/markup-compatibility/2006" xmlns:o="urn:schemas-microsoft-com:office:office" xmlns:r="http://schemas.openxmlformats.org/officeDocument/2006/relationships" xmlns:m="http://schemas.openxmlformats.org/officeDocument/2006/math" xmlns:v="urn:schemas-microsoft-com:vml" xmlns:wp14="http://schemas.microsoft.com/office/word/2010/wordprocessingDrawing" xmlns:wp="http://schemas.openxmlformats.org/drawingml/2006/wordprocessingDrawing" xmlns:w10="urn:schemas-microsoft-com:office:word" xmlns:w="http://schemas.openxmlformats.org/wordprocessingml/2006/main" xmlns:w14="http://schemas.microsoft.com/office/word/2010/wordml" xmlns:w15="http://schemas.microsoft.com/office/word/2012/wordml" xmlns:w16se="http://schemas.microsoft.com/office/word/2015/wordml/symex" xmlns:wpg="http://schemas.microsoft.com/office/word/2010/wordprocessingGroup" xmlns:wpi="http://schemas.microsoft.com/office/word/2010/wordprocessingInk" xmlns:wne="http://schemas.microsoft.com/office/word/2006/wordml" xmlns:wps="http://schemas.microsoft.com/office/word/2010/wordprocessingShape" mc:Ignorable="w14 w15 w16se wp14">
-  <w:p>
-    <w:pPr>
-      <w:pStyle w:val="a3"/>
-    </w:pPr>
   </w:p>
 </w:hdr>
 </file>
@@ -4799,6 +6619,95 @@
     </w:lvl>
   </w:abstractNum>
   <w:abstractNum w:abstractNumId="1" w15:restartNumberingAfterBreak="0">
+    <w:nsid w:val="14C03171"/>
+    <w:multiLevelType w:val="hybridMultilevel"/>
+    <w:tmpl w:val="5F6C4EA2"/>
+    <w:lvl w:ilvl="0" w:tplc="23389DF6">
+      <w:start w:val="1"/>
+      <w:numFmt w:val="decimal"/>
+      <w:lvlText w:val="%1."/>
+      <w:lvlJc w:val="left"/>
+      <w:pPr>
+        <w:ind w:left="1080" w:hanging="360"/>
+      </w:pPr>
+      <w:rPr>
+        <w:rFonts w:hint="default"/>
+      </w:rPr>
+    </w:lvl>
+    <w:lvl w:ilvl="1" w:tplc="04190019" w:tentative="1">
+      <w:start w:val="1"/>
+      <w:numFmt w:val="lowerLetter"/>
+      <w:lvlText w:val="%2."/>
+      <w:lvlJc w:val="left"/>
+      <w:pPr>
+        <w:ind w:left="1800" w:hanging="360"/>
+      </w:pPr>
+    </w:lvl>
+    <w:lvl w:ilvl="2" w:tplc="0419001B" w:tentative="1">
+      <w:start w:val="1"/>
+      <w:numFmt w:val="lowerRoman"/>
+      <w:lvlText w:val="%3."/>
+      <w:lvlJc w:val="right"/>
+      <w:pPr>
+        <w:ind w:left="2520" w:hanging="180"/>
+      </w:pPr>
+    </w:lvl>
+    <w:lvl w:ilvl="3" w:tplc="0419000F" w:tentative="1">
+      <w:start w:val="1"/>
+      <w:numFmt w:val="decimal"/>
+      <w:lvlText w:val="%4."/>
+      <w:lvlJc w:val="left"/>
+      <w:pPr>
+        <w:ind w:left="3240" w:hanging="360"/>
+      </w:pPr>
+    </w:lvl>
+    <w:lvl w:ilvl="4" w:tplc="04190019" w:tentative="1">
+      <w:start w:val="1"/>
+      <w:numFmt w:val="lowerLetter"/>
+      <w:lvlText w:val="%5."/>
+      <w:lvlJc w:val="left"/>
+      <w:pPr>
+        <w:ind w:left="3960" w:hanging="360"/>
+      </w:pPr>
+    </w:lvl>
+    <w:lvl w:ilvl="5" w:tplc="0419001B" w:tentative="1">
+      <w:start w:val="1"/>
+      <w:numFmt w:val="lowerRoman"/>
+      <w:lvlText w:val="%6."/>
+      <w:lvlJc w:val="right"/>
+      <w:pPr>
+        <w:ind w:left="4680" w:hanging="180"/>
+      </w:pPr>
+    </w:lvl>
+    <w:lvl w:ilvl="6" w:tplc="0419000F" w:tentative="1">
+      <w:start w:val="1"/>
+      <w:numFmt w:val="decimal"/>
+      <w:lvlText w:val="%7."/>
+      <w:lvlJc w:val="left"/>
+      <w:pPr>
+        <w:ind w:left="5400" w:hanging="360"/>
+      </w:pPr>
+    </w:lvl>
+    <w:lvl w:ilvl="7" w:tplc="04190019" w:tentative="1">
+      <w:start w:val="1"/>
+      <w:numFmt w:val="lowerLetter"/>
+      <w:lvlText w:val="%8."/>
+      <w:lvlJc w:val="left"/>
+      <w:pPr>
+        <w:ind w:left="6120" w:hanging="360"/>
+      </w:pPr>
+    </w:lvl>
+    <w:lvl w:ilvl="8" w:tplc="0419001B" w:tentative="1">
+      <w:start w:val="1"/>
+      <w:numFmt w:val="lowerRoman"/>
+      <w:lvlText w:val="%9."/>
+      <w:lvlJc w:val="right"/>
+      <w:pPr>
+        <w:ind w:left="6840" w:hanging="180"/>
+      </w:pPr>
+    </w:lvl>
+  </w:abstractNum>
+  <w:abstractNum w:abstractNumId="2" w15:restartNumberingAfterBreak="0">
     <w:nsid w:val="1F900F1B"/>
     <w:multiLevelType w:val="hybridMultilevel"/>
     <w:tmpl w:val="BE5C53C2"/>
@@ -4887,7 +6796,7 @@
       </w:pPr>
     </w:lvl>
   </w:abstractNum>
-  <w:abstractNum w:abstractNumId="2" w15:restartNumberingAfterBreak="0">
+  <w:abstractNum w:abstractNumId="3" w15:restartNumberingAfterBreak="0">
     <w:nsid w:val="20E4065C"/>
     <w:multiLevelType w:val="hybridMultilevel"/>
     <w:tmpl w:val="E2043454"/>
@@ -4976,10 +6885,10 @@
       </w:pPr>
     </w:lvl>
   </w:abstractNum>
-  <w:abstractNum w:abstractNumId="3" w15:restartNumberingAfterBreak="0">
-    <w:nsid w:val="3E586988"/>
+  <w:abstractNum w:abstractNumId="4" w15:restartNumberingAfterBreak="0">
+    <w:nsid w:val="37B30F9F"/>
     <w:multiLevelType w:val="hybridMultilevel"/>
-    <w:tmpl w:val="788AA286"/>
+    <w:tmpl w:val="990E5A4E"/>
     <w:lvl w:ilvl="0" w:tplc="0419000F">
       <w:start w:val="1"/>
       <w:numFmt w:val="decimal"/>
@@ -5065,10 +6974,10 @@
       </w:pPr>
     </w:lvl>
   </w:abstractNum>
-  <w:abstractNum w:abstractNumId="4" w15:restartNumberingAfterBreak="0">
-    <w:nsid w:val="7766647E"/>
+  <w:abstractNum w:abstractNumId="5" w15:restartNumberingAfterBreak="0">
+    <w:nsid w:val="3E586988"/>
     <w:multiLevelType w:val="hybridMultilevel"/>
-    <w:tmpl w:val="2FFAD444"/>
+    <w:tmpl w:val="788AA286"/>
     <w:lvl w:ilvl="0" w:tplc="0419000F">
       <w:start w:val="1"/>
       <w:numFmt w:val="decimal"/>
@@ -5154,20 +7063,115 @@
       </w:pPr>
     </w:lvl>
   </w:abstractNum>
+  <w:abstractNum w:abstractNumId="6" w15:restartNumberingAfterBreak="0">
+    <w:nsid w:val="7766647E"/>
+    <w:multiLevelType w:val="hybridMultilevel"/>
+    <w:tmpl w:val="2FFAD444"/>
+    <w:lvl w:ilvl="0" w:tplc="0419000F">
+      <w:start w:val="1"/>
+      <w:numFmt w:val="decimal"/>
+      <w:lvlText w:val="%1."/>
+      <w:lvlJc w:val="left"/>
+      <w:pPr>
+        <w:ind w:left="720" w:hanging="360"/>
+      </w:pPr>
+      <w:rPr>
+        <w:rFonts w:hint="default"/>
+      </w:rPr>
+    </w:lvl>
+    <w:lvl w:ilvl="1" w:tplc="04190019" w:tentative="1">
+      <w:start w:val="1"/>
+      <w:numFmt w:val="lowerLetter"/>
+      <w:lvlText w:val="%2."/>
+      <w:lvlJc w:val="left"/>
+      <w:pPr>
+        <w:ind w:left="1440" w:hanging="360"/>
+      </w:pPr>
+    </w:lvl>
+    <w:lvl w:ilvl="2" w:tplc="0419001B" w:tentative="1">
+      <w:start w:val="1"/>
+      <w:numFmt w:val="lowerRoman"/>
+      <w:lvlText w:val="%3."/>
+      <w:lvlJc w:val="right"/>
+      <w:pPr>
+        <w:ind w:left="2160" w:hanging="180"/>
+      </w:pPr>
+    </w:lvl>
+    <w:lvl w:ilvl="3" w:tplc="0419000F" w:tentative="1">
+      <w:start w:val="1"/>
+      <w:numFmt w:val="decimal"/>
+      <w:lvlText w:val="%4."/>
+      <w:lvlJc w:val="left"/>
+      <w:pPr>
+        <w:ind w:left="2880" w:hanging="360"/>
+      </w:pPr>
+    </w:lvl>
+    <w:lvl w:ilvl="4" w:tplc="04190019" w:tentative="1">
+      <w:start w:val="1"/>
+      <w:numFmt w:val="lowerLetter"/>
+      <w:lvlText w:val="%5."/>
+      <w:lvlJc w:val="left"/>
+      <w:pPr>
+        <w:ind w:left="3600" w:hanging="360"/>
+      </w:pPr>
+    </w:lvl>
+    <w:lvl w:ilvl="5" w:tplc="0419001B" w:tentative="1">
+      <w:start w:val="1"/>
+      <w:numFmt w:val="lowerRoman"/>
+      <w:lvlText w:val="%6."/>
+      <w:lvlJc w:val="right"/>
+      <w:pPr>
+        <w:ind w:left="4320" w:hanging="180"/>
+      </w:pPr>
+    </w:lvl>
+    <w:lvl w:ilvl="6" w:tplc="0419000F" w:tentative="1">
+      <w:start w:val="1"/>
+      <w:numFmt w:val="decimal"/>
+      <w:lvlText w:val="%7."/>
+      <w:lvlJc w:val="left"/>
+      <w:pPr>
+        <w:ind w:left="5040" w:hanging="360"/>
+      </w:pPr>
+    </w:lvl>
+    <w:lvl w:ilvl="7" w:tplc="04190019" w:tentative="1">
+      <w:start w:val="1"/>
+      <w:numFmt w:val="lowerLetter"/>
+      <w:lvlText w:val="%8."/>
+      <w:lvlJc w:val="left"/>
+      <w:pPr>
+        <w:ind w:left="5760" w:hanging="360"/>
+      </w:pPr>
+    </w:lvl>
+    <w:lvl w:ilvl="8" w:tplc="0419001B" w:tentative="1">
+      <w:start w:val="1"/>
+      <w:numFmt w:val="lowerRoman"/>
+      <w:lvlText w:val="%9."/>
+      <w:lvlJc w:val="right"/>
+      <w:pPr>
+        <w:ind w:left="6480" w:hanging="180"/>
+      </w:pPr>
+    </w:lvl>
+  </w:abstractNum>
   <w:num w:numId="1">
     <w:abstractNumId w:val="0"/>
   </w:num>
   <w:num w:numId="2">
+    <w:abstractNumId w:val="3"/>
+  </w:num>
+  <w:num w:numId="3">
+    <w:abstractNumId w:val="5"/>
+  </w:num>
+  <w:num w:numId="4">
     <w:abstractNumId w:val="2"/>
   </w:num>
-  <w:num w:numId="3">
-    <w:abstractNumId w:val="3"/>
+  <w:num w:numId="5">
+    <w:abstractNumId w:val="6"/>
   </w:num>
-  <w:num w:numId="4">
+  <w:num w:numId="6">
+    <w:abstractNumId w:val="4"/>
+  </w:num>
+  <w:num w:numId="7">
     <w:abstractNumId w:val="1"/>
-  </w:num>
-  <w:num w:numId="5">
-    <w:abstractNumId w:val="4"/>
   </w:num>
 </w:numbering>
 </file>
@@ -6277,7 +8281,7 @@
 </file>
 
 <file path=customXml/itemProps1.xml><?xml version="1.0" encoding="utf-8"?>
-<ds:datastoreItem xmlns:ds="http://schemas.openxmlformats.org/officeDocument/2006/customXml" ds:itemID="{835F7175-E2FF-4059-A5F1-B10C405F2715}">
+<ds:datastoreItem xmlns:ds="http://schemas.openxmlformats.org/officeDocument/2006/customXml" ds:itemID="{9A849157-9221-4A20-8C07-8FB48D33F463}">
   <ds:schemaRefs>
     <ds:schemaRef ds:uri="http://schemas.openxmlformats.org/officeDocument/2006/bibliography"/>
   </ds:schemaRefs>
